--- a/manual/wis2-manual-APPROVED.docx
+++ b/manual/wis2-manual-APPROVED.docx
@@ -93,7 +93,7 @@
         <w:pStyle w:val="Date"/>
       </w:pPr>
       <w:r>
-        <w:t xml:space="preserve">2026-01-20</w:t>
+        <w:t xml:space="preserve">2026-03-13</w:t>
       </w:r>
     </w:p>
     <w:p>
@@ -146,7 +146,7 @@
               <w:jc w:val="left"/>
             </w:pPr>
             <w:r>
-              <w:t xml:space="preserve">Date: 2026-01-20</w:t>
+              <w:t xml:space="preserve">Date: 2026-03-13</w:t>
             </w:r>
           </w:p>
         </w:tc>
@@ -6202,7 +6202,7 @@
       </w:r>
     </w:p>
     <w:bookmarkEnd w:id="45"/>
-    <w:bookmarkStart w:id="51" w:name="X872e5adb486bf276b54df5a5b8982c75de20588"/>
+    <w:bookmarkStart w:id="58" w:name="X872e5adb486bf276b54df5a5b8982c75de20588"/>
     <w:p>
       <w:pPr>
         <w:pStyle w:val="Heading1"/>
@@ -6224,29 +6224,13 @@
         <w:pStyle w:val="BodyText"/>
       </w:pPr>
       <w:r>
-        <w:t xml:space="preserve">"present new operating concepts that will improve operational efficiency, information sharing and service delivery, and enable users to [more effectively] exploit data".foot[.small]</w:t>
-      </w:r>
-      <w:r>
-        <w:t xml:space="preserve"> </w:t>
-      </w:r>
-      <w:r>
-        <w:t xml:space="preserve">Note:[</w:t>
-      </w:r>
-      <w:hyperlink r:id="rId46">
-        <w:r>
-          <w:rPr>
-            <w:rStyle w:val="Hyperlink"/>
-            <w:iCs/>
-            <w:i/>
-          </w:rPr>
-          <w:t xml:space="preserve">WMO Guidelines on Emerging Data Issues</w:t>
-        </w:r>
-      </w:hyperlink>
-      <w:r>
-        <w:t xml:space="preserve"> </w:t>
-      </w:r>
-      <w:r>
-        <w:t xml:space="preserve">(WMO‑No. 1239)]</w:t>
+        <w:t xml:space="preserve">"present new operating concepts that will improve operational efficiency, information sharing and service delivery, and enable users to [more effectively] exploit data".</w:t>
+      </w:r>
+      <w:r>
+        <w:rPr>
+          <w:rStyle w:val="FootnoteReference"/>
+        </w:rPr>
+        <w:footnoteReference w:id="46"/>
       </w:r>
     </w:p>
     <w:p>
@@ -6262,40 +6246,13 @@
         <w:pStyle w:val="BodyText"/>
       </w:pPr>
       <w:r>
-        <w:t xml:space="preserve">"The Web is the World’s most successful vendor neutral distributed information system, enabling people to access applications and services right across the World from their smart phones, tablets, laptops and other computing devices. […] The Web of data […​] ranges from small amounts of data to vast datasets,[…​][which are either] open to all or restricted to a few. Data can be consumed by Web pages, downloaded for local processing, or accessed via network APIs that support remote processing."foot[.small]</w:t>
-      </w:r>
-      <w:r>
-        <w:t xml:space="preserve"> </w:t>
-      </w:r>
-      <w:r>
-        <w:t xml:space="preserve">Note:[See Raggett, D.</w:t>
-      </w:r>
-      <w:r>
-        <w:t xml:space="preserve"> </w:t>
-      </w:r>
-      <w:r>
-        <w:rPr>
-          <w:iCs/>
-          <w:i/>
-        </w:rPr>
-        <w:t xml:space="preserve">W3C Study of Practices and Tooling for Web Data Standardisation</w:t>
-      </w:r>
-      <w:r>
-        <w:t xml:space="preserve">; World Wide Web Consortium (W3C), 2017.</w:t>
-      </w:r>
-      <w:r>
-        <w:t xml:space="preserve"> </w:t>
-      </w:r>
-      <w:hyperlink r:id="rId47">
-        <w:r>
-          <w:rPr>
-            <w:rStyle w:val="Hyperlink"/>
-          </w:rPr>
-          <w:t xml:space="preserve">https://www.w3.org/2017/12/odi-study/#introduction</w:t>
-        </w:r>
-      </w:hyperlink>
-      <w:r>
-        <w:t xml:space="preserve">.]</w:t>
+        <w:t xml:space="preserve">"The Web is the World’s most successful vendor neutral distributed information system, enabling people to access applications and services right across the World from their smart phones, tablets, laptops and other computing devices. […] The Web of data […​] ranges from small amounts of data to vast datasets,[…​][which are either] open to all or restricted to a few. Data can be consumed by Web pages, downloaded for local processing, or accessed via network APIs that support remote processing".</w:t>
+      </w:r>
+      <w:r>
+        <w:rPr>
+          <w:rStyle w:val="FootnoteReference"/>
+        </w:rPr>
+        <w:footnoteReference w:id="48"/>
       </w:r>
     </w:p>
     <w:p>
@@ -6361,13 +6318,13 @@
         <w:t xml:space="preserve"> </w:t>
       </w:r>
       <w:r>
-        <w:t xml:space="preserve">WIS 2.0 adopts web technologies and leverages industry best practices and open standards.foot[.small]</w:t>
-      </w:r>
-      <w:r>
-        <w:t xml:space="preserve"> </w:t>
-      </w:r>
-      <w:r>
-        <w:t xml:space="preserve">Note:[Particularly open standards from the Internet Engineering Task Force (IETF), W3C, the Open Geospatial Consortium (OGC).]</w:t>
+        <w:t xml:space="preserve">WIS 2.0 adopts web technologies and leverages industry best practices and open standards.</w:t>
+      </w:r>
+      <w:r>
+        <w:rPr>
+          <w:rStyle w:val="FootnoteReference"/>
+        </w:rPr>
+        <w:footnoteReference w:id="50"/>
       </w:r>
     </w:p>
     <w:p>
@@ -6412,40 +6369,13 @@
         <w:t xml:space="preserve"> </w:t>
       </w:r>
       <w:r>
-        <w:t xml:space="preserve">WIS 2.0 uses URLs to identify resources (i.e., web pages, data, metadata, APIs).foot[.small]</w:t>
-      </w:r>
-      <w:r>
-        <w:t xml:space="preserve"> </w:t>
-      </w:r>
-      <w:r>
-        <w:t xml:space="preserve">Note:[For more information on identifying resources, refer to W3C Technical Architecture Group.</w:t>
-      </w:r>
-      <w:r>
-        <w:t xml:space="preserve"> </w:t>
-      </w:r>
-      <w:r>
-        <w:rPr>
-          <w:iCs/>
-          <w:i/>
-        </w:rPr>
-        <w:t xml:space="preserve">Architecture of the World Wide Web Volume One, 2. Identification</w:t>
-      </w:r>
-      <w:r>
-        <w:t xml:space="preserve">; World Wide Web Consortium (W3C), 2004.</w:t>
-      </w:r>
-      <w:r>
-        <w:t xml:space="preserve"> </w:t>
-      </w:r>
-      <w:hyperlink r:id="rId48">
-        <w:r>
-          <w:rPr>
-            <w:rStyle w:val="Hyperlink"/>
-          </w:rPr>
-          <w:t xml:space="preserve">https://www.w3.org/TR/webarch/#identification</w:t>
-        </w:r>
-      </w:hyperlink>
-      <w:r>
-        <w:t xml:space="preserve">.]</w:t>
+        <w:t xml:space="preserve">WIS 2.0 uses URLs to identify resources (i.e., web pages, data, metadata, APIs).</w:t>
+      </w:r>
+      <w:r>
+        <w:rPr>
+          <w:rStyle w:val="FootnoteReference"/>
+        </w:rPr>
+        <w:footnoteReference w:id="51"/>
       </w:r>
     </w:p>
     <w:p>
@@ -6528,13 +6458,19 @@
         <w:pStyle w:val="BodyText"/>
       </w:pPr>
       <w:r>
-        <w:t xml:space="preserve">The first generation of WIS was primarily concerned with datafoot[.small]</w:t>
-      </w:r>
-      <w:r>
-        <w:t xml:space="preserve"> </w:t>
-      </w:r>
-      <w:r>
-        <w:t xml:space="preserve">Note:[The term ‘data’ is used loosely here to cover everything from products to information to data.] as traditionally exchanged via the GTS. A major issue with this data-centric approach is that often it is unclear to users how they might access (download or otherwise interact with) data that are of interest to them. In line with industry practice, WIS 2.0 recognizes that users, whether humans or software systems, will always interact with data published using WIS through some form of web service. Web services are used for a broad range of functions – to download data for local use, to request routine delivery of data, to view or display data, and so forth.</w:t>
+        <w:t xml:space="preserve">The first generation of WIS was primarily concerned with data</w:t>
+      </w:r>
+      <w:r>
+        <w:rPr>
+          <w:rStyle w:val="FootnoteReference"/>
+        </w:rPr>
+        <w:footnoteReference w:id="53"/>
+      </w:r>
+      <w:r>
+        <w:t xml:space="preserve"> </w:t>
+      </w:r>
+      <w:r>
+        <w:t xml:space="preserve">as traditionally exchanged via the GTS. A major issue with this data-centric approach is that often it is unclear to users how they might access (download or otherwise interact with) data that are of interest to them. In line with industry practice, WIS 2.0 recognizes that users, whether humans or software systems, will always interact with data published using WIS through some form of web service. Web services are used for a broad range of functions – to download data for local use, to request routine delivery of data, to view or display data, and so forth.</w:t>
       </w:r>
     </w:p>
     <w:p>
@@ -6643,13 +6579,13 @@
         </w:numPr>
       </w:pPr>
       <w:r>
-        <w:t xml:space="preserve">Using ‘data reduction’ web services to process high-volume, complex data remotely, Members’ agencies and institutions can deliver high-value, high-quality services to their governments and citizens, helping them to meet their national mandates more effectively and without the need to invest in and operate their own data management infrastructure.foot[.small]</w:t>
-      </w:r>
-      <w:r>
-        <w:t xml:space="preserve"> </w:t>
-      </w:r>
-      <w:r>
-        <w:t xml:space="preserve">Note:[The provision of data processing services in this way supports the WMO principles that no Member should be left behind and that no Member stands alone – through cooperation, all Members should have access to the necessary capability to work with the predicted increase in data volumes.]</w:t>
+        <w:t xml:space="preserve">Using ‘data reduction’ web services to process high-volume, complex data remotely, Members’ agencies and institutions can deliver high-value, high-quality services to their governments and citizens, helping them to meet their national mandates more effectively and without the need to invest in and operate their own data management infrastructure.</w:t>
+      </w:r>
+      <w:r>
+        <w:rPr>
+          <w:rStyle w:val="FootnoteReference"/>
+        </w:rPr>
+        <w:footnoteReference w:id="54"/>
       </w:r>
     </w:p>
     <w:p>
@@ -6657,18 +6593,12 @@
         <w:pStyle w:val="FirstParagraph"/>
       </w:pPr>
       <w:r>
-        <w:t xml:space="preserve">Real-time delivery of data and products in support of the World Weather Watch programme remains a core requirement for WIS. Data exchange methods permitted on the GTSfoot[.small]</w:t>
-      </w:r>
-      <w:r>
-        <w:t xml:space="preserve"> </w:t>
-      </w:r>
-      <w:r>
-        <w:t xml:space="preserve">Note:[File Transfer Protocol (FTP) and Secure File Transfer Protocol (SFTP); see the</w:t>
-      </w:r>
-      <w:r>
-        <w:t xml:space="preserve"> </w:t>
-      </w:r>
-      <w:hyperlink r:id="rId49">
+        <w:t xml:space="preserve">Real-time delivery of data and products in support of the World Weather Watch programme remains a core requirement for WIS. Data exchange methods permitted on the GTSfoot:[[File Transfer Protocol (FTP) and Secure File Transfer Protocol (SFTP); see the</w:t>
+      </w:r>
+      <w:r>
+        <w:t xml:space="preserve"> </w:t>
+      </w:r>
+      <w:hyperlink r:id="rId55">
         <w:r>
           <w:rPr>
             <w:rStyle w:val="Hyperlink"/>
@@ -6986,66 +6916,19 @@
         </w:numPr>
       </w:pPr>
       <w:r>
-        <w:t xml:space="preserve">Indexing by commercial search engines will help users discover data and associated services using their preferred search enginefoot[.small]</w:t>
-      </w:r>
-      <w:r>
-        <w:t xml:space="preserve"> </w:t>
-      </w:r>
-      <w:r>
-        <w:t xml:space="preserve">Note:[As an example of how Google uses schema.org structured markup to enable users to find datasets, see Castelvecchi, D. Google Unveils Search Engine for Open Data.</w:t>
-      </w:r>
-      <w:r>
-        <w:t xml:space="preserve"> </w:t>
-      </w:r>
-      <w:r>
-        <w:rPr>
-          <w:iCs/>
-          <w:i/>
-        </w:rPr>
-        <w:t xml:space="preserve">Nature</w:t>
-      </w:r>
-      <w:r>
-        <w:t xml:space="preserve"> </w:t>
-      </w:r>
-      <w:r>
-        <w:rPr>
-          <w:bCs/>
-          <w:b/>
-        </w:rPr>
-        <w:t xml:space="preserve">2018</w:t>
-      </w:r>
-      <w:r>
-        <w:t xml:space="preserve">,</w:t>
-      </w:r>
-      <w:r>
-        <w:t xml:space="preserve"> </w:t>
-      </w:r>
-      <w:r>
-        <w:rPr>
-          <w:iCs/>
-          <w:i/>
-        </w:rPr>
-        <w:t xml:space="preserve">561</w:t>
-      </w:r>
-      <w:r>
-        <w:t xml:space="preserve"> </w:t>
-      </w:r>
-      <w:r>
-        <w:t xml:space="preserve">(7722), 161–162.</w:t>
-      </w:r>
-      <w:r>
-        <w:t xml:space="preserve"> </w:t>
-      </w:r>
-      <w:hyperlink r:id="rId50">
-        <w:r>
-          <w:rPr>
-            <w:rStyle w:val="Hyperlink"/>
-          </w:rPr>
-          <w:t xml:space="preserve">https://doi.org/10.1038/d41586-018-06201-x</w:t>
-        </w:r>
-      </w:hyperlink>
-      <w:r>
-        <w:t xml:space="preserve">.] rather than having to find and use a WIS portal.</w:t>
+        <w:t xml:space="preserve">Indexing by commercial search engines will help users discover data and associated services using their preferred search engine</w:t>
+      </w:r>
+      <w:r>
+        <w:rPr>
+          <w:rStyle w:val="FootnoteReference"/>
+        </w:rPr>
+        <w:footnoteReference w:id="56"/>
+      </w:r>
+      <w:r>
+        <w:t xml:space="preserve"> </w:t>
+      </w:r>
+      <w:r>
+        <w:t xml:space="preserve">rather than having to find and use a WIS portal.</w:t>
       </w:r>
     </w:p>
     <w:p>
@@ -7056,8 +6939,8 @@
         <w:t xml:space="preserve">Note: The Global Discovery Catalogue will provide the necessary functionality to support indexing WIS discovery metadata by commercial search engines.</w:t>
       </w:r>
     </w:p>
-    <w:bookmarkEnd w:id="51"/>
-    <w:bookmarkStart w:id="52" w:name="Xfe2bcf7c7e055f95c993f13474ddddd30105c8a"/>
+    <w:bookmarkEnd w:id="58"/>
+    <w:bookmarkStart w:id="59" w:name="Xfe2bcf7c7e055f95c993f13474ddddd30105c8a"/>
     <w:p>
       <w:pPr>
         <w:pStyle w:val="Heading1"/>
@@ -8436,8 +8319,8 @@
         <w:t xml:space="preserve">Written English.</w:t>
       </w:r>
     </w:p>
-    <w:bookmarkEnd w:id="52"/>
-    <w:bookmarkStart w:id="53" w:name="X7416b81f2c4fb1d2adf5e1dc166d978b82b2b94"/>
+    <w:bookmarkEnd w:id="59"/>
+    <w:bookmarkStart w:id="60" w:name="X7416b81f2c4fb1d2adf5e1dc166d978b82b2b94"/>
     <w:p>
       <w:pPr>
         <w:pStyle w:val="Heading1"/>
@@ -8902,8 +8785,8 @@
         </w:tc>
       </w:tr>
     </w:tbl>
-    <w:bookmarkEnd w:id="53"/>
-    <w:bookmarkStart w:id="55" w:name="Xa09b69db996b5499d5e71083c5716f9e698590e"/>
+    <w:bookmarkEnd w:id="60"/>
+    <w:bookmarkStart w:id="62" w:name="Xa09b69db996b5499d5e71083c5716f9e698590e"/>
     <w:p>
       <w:pPr>
         <w:pStyle w:val="Heading1"/>
@@ -8916,7 +8799,7 @@
       <w:pPr>
         <w:pStyle w:val="FirstParagraph"/>
       </w:pPr>
-      <w:hyperlink r:id="rId54">
+      <w:hyperlink r:id="rId61">
         <w:r>
           <w:rPr>
             <w:rStyle w:val="Hyperlink"/>
@@ -8925,8 +8808,8 @@
         </w:r>
       </w:hyperlink>
     </w:p>
-    <w:bookmarkEnd w:id="55"/>
-    <w:bookmarkStart w:id="57" w:name="X9c1eca1101f79beb78a5fc2ab66aeeda1901d62"/>
+    <w:bookmarkEnd w:id="62"/>
+    <w:bookmarkStart w:id="64" w:name="X9c1eca1101f79beb78a5fc2ab66aeeda1901d62"/>
     <w:p>
       <w:pPr>
         <w:pStyle w:val="Heading1"/>
@@ -8939,7 +8822,7 @@
       <w:pPr>
         <w:pStyle w:val="FirstParagraph"/>
       </w:pPr>
-      <w:hyperlink r:id="rId56">
+      <w:hyperlink r:id="rId63">
         <w:r>
           <w:rPr>
             <w:rStyle w:val="Hyperlink"/>
@@ -8948,8 +8831,8 @@
         </w:r>
       </w:hyperlink>
     </w:p>
-    <w:bookmarkEnd w:id="57"/>
-    <w:bookmarkStart w:id="59" w:name="Xe4841322ad356bb289937d20d55a3fd74e1b3a5"/>
+    <w:bookmarkEnd w:id="64"/>
+    <w:bookmarkStart w:id="66" w:name="Xe4841322ad356bb289937d20d55a3fd74e1b3a5"/>
     <w:p>
       <w:pPr>
         <w:pStyle w:val="Heading1"/>
@@ -8962,7 +8845,7 @@
       <w:pPr>
         <w:pStyle w:val="FirstParagraph"/>
       </w:pPr>
-      <w:hyperlink r:id="rId58">
+      <w:hyperlink r:id="rId65">
         <w:r>
           <w:rPr>
             <w:rStyle w:val="Hyperlink"/>
@@ -8971,7 +8854,7 @@
         </w:r>
       </w:hyperlink>
     </w:p>
-    <w:bookmarkEnd w:id="59"/>
+    <w:bookmarkEnd w:id="66"/>
     <w:sectPr/>
   </w:body>
 </w:document>
@@ -9043,6 +8926,259 @@
           <w:t xml:space="preserve">https://community.wmo.int/governance/commission-membership/infcom</w:t>
         </w:r>
       </w:hyperlink>
+    </w:p>
+  </w:footnote>
+  <w:footnote w:id="46">
+    <w:p>
+      <w:pPr>
+        <w:pStyle w:val="FootnoteText"/>
+      </w:pPr>
+      <w:r>
+        <w:rPr>
+          <w:rStyle w:val="FootnoteReference"/>
+        </w:rPr>
+        <w:footnoteRef/>
+      </w:r>
+      <w:r>
+        <w:t xml:space="preserve"> </w:t>
+      </w:r>
+      <w:hyperlink r:id="rId47">
+        <w:r>
+          <w:rPr>
+            <w:rStyle w:val="Hyperlink"/>
+            <w:iCs/>
+            <w:i/>
+          </w:rPr>
+          <w:t xml:space="preserve">WMO Guidelines on Emerging Data Issues</w:t>
+        </w:r>
+      </w:hyperlink>
+      <w:r>
+        <w:t xml:space="preserve"> </w:t>
+      </w:r>
+      <w:r>
+        <w:t xml:space="preserve">(WMO‑No. 1239)</w:t>
+      </w:r>
+    </w:p>
+  </w:footnote>
+  <w:footnote w:id="48">
+    <w:p>
+      <w:pPr>
+        <w:pStyle w:val="FootnoteText"/>
+      </w:pPr>
+      <w:r>
+        <w:rPr>
+          <w:rStyle w:val="FootnoteReference"/>
+        </w:rPr>
+        <w:footnoteRef/>
+      </w:r>
+      <w:r>
+        <w:t xml:space="preserve"> </w:t>
+      </w:r>
+      <w:r>
+        <w:t xml:space="preserve">See Raggett, D.</w:t>
+      </w:r>
+      <w:r>
+        <w:t xml:space="preserve"> </w:t>
+      </w:r>
+      <w:r>
+        <w:rPr>
+          <w:iCs/>
+          <w:i/>
+        </w:rPr>
+        <w:t xml:space="preserve">W3C Study of Practices and Tooling for Web Data Standardisation</w:t>
+      </w:r>
+      <w:r>
+        <w:t xml:space="preserve">; World Wide Web Consortium (W3C), 2017.</w:t>
+      </w:r>
+      <w:r>
+        <w:t xml:space="preserve"> </w:t>
+      </w:r>
+      <w:hyperlink r:id="rId49">
+        <w:r>
+          <w:rPr>
+            <w:rStyle w:val="Hyperlink"/>
+          </w:rPr>
+          <w:t xml:space="preserve">https://www.w3.org/2017/12/odi-study/#introduction</w:t>
+        </w:r>
+      </w:hyperlink>
+      <w:r>
+        <w:t xml:space="preserve">.</w:t>
+      </w:r>
+    </w:p>
+  </w:footnote>
+  <w:footnote w:id="50">
+    <w:p>
+      <w:pPr>
+        <w:pStyle w:val="FootnoteText"/>
+      </w:pPr>
+      <w:r>
+        <w:rPr>
+          <w:rStyle w:val="FootnoteReference"/>
+        </w:rPr>
+        <w:footnoteRef/>
+      </w:r>
+      <w:r>
+        <w:t xml:space="preserve"> </w:t>
+      </w:r>
+      <w:r>
+        <w:t xml:space="preserve">Particularly open standards from the Internet Engineering Task Force (IETF), W3C, the Open Geospatial Consortium (OGC).</w:t>
+      </w:r>
+    </w:p>
+  </w:footnote>
+  <w:footnote w:id="51">
+    <w:p>
+      <w:pPr>
+        <w:pStyle w:val="FootnoteText"/>
+      </w:pPr>
+      <w:r>
+        <w:rPr>
+          <w:rStyle w:val="FootnoteReference"/>
+        </w:rPr>
+        <w:footnoteRef/>
+      </w:r>
+      <w:r>
+        <w:t xml:space="preserve"> </w:t>
+      </w:r>
+      <w:r>
+        <w:t xml:space="preserve">For more information on identifying resources, refer to W3C Technical Architecture Group.</w:t>
+      </w:r>
+      <w:r>
+        <w:t xml:space="preserve"> </w:t>
+      </w:r>
+      <w:r>
+        <w:rPr>
+          <w:iCs/>
+          <w:i/>
+        </w:rPr>
+        <w:t xml:space="preserve">Architecture of the World Wide Web Volume One, 2. Identification</w:t>
+      </w:r>
+      <w:r>
+        <w:t xml:space="preserve">; World Wide Web Consortium (W3C), 2004.</w:t>
+      </w:r>
+      <w:r>
+        <w:t xml:space="preserve"> </w:t>
+      </w:r>
+      <w:hyperlink r:id="rId52">
+        <w:r>
+          <w:rPr>
+            <w:rStyle w:val="Hyperlink"/>
+          </w:rPr>
+          <w:t xml:space="preserve">https://www.w3.org/TR/webarch/#identification</w:t>
+        </w:r>
+      </w:hyperlink>
+      <w:r>
+        <w:t xml:space="preserve">.</w:t>
+      </w:r>
+    </w:p>
+  </w:footnote>
+  <w:footnote w:id="53">
+    <w:p>
+      <w:pPr>
+        <w:pStyle w:val="FootnoteText"/>
+      </w:pPr>
+      <w:r>
+        <w:rPr>
+          <w:rStyle w:val="FootnoteReference"/>
+        </w:rPr>
+        <w:footnoteRef/>
+      </w:r>
+      <w:r>
+        <w:t xml:space="preserve"> </w:t>
+      </w:r>
+      <w:r>
+        <w:t xml:space="preserve">The term 'data' is used loosely here to cover everything from products to information to data.</w:t>
+      </w:r>
+    </w:p>
+  </w:footnote>
+  <w:footnote w:id="54">
+    <w:p>
+      <w:pPr>
+        <w:pStyle w:val="FootnoteText"/>
+      </w:pPr>
+      <w:r>
+        <w:rPr>
+          <w:rStyle w:val="FootnoteReference"/>
+        </w:rPr>
+        <w:footnoteRef/>
+      </w:r>
+      <w:r>
+        <w:t xml:space="preserve"> </w:t>
+      </w:r>
+      <w:r>
+        <w:t xml:space="preserve">The provision of data processing services in this way supports the WMO principles that no Member should be left behind and that no Member stands alone – through cooperation, all Members should have access to the necessary capability to work with the predicted increase in data volumes.</w:t>
+      </w:r>
+    </w:p>
+  </w:footnote>
+  <w:footnote w:id="56">
+    <w:p>
+      <w:pPr>
+        <w:pStyle w:val="FootnoteText"/>
+      </w:pPr>
+      <w:r>
+        <w:rPr>
+          <w:rStyle w:val="FootnoteReference"/>
+        </w:rPr>
+        <w:footnoteRef/>
+      </w:r>
+      <w:r>
+        <w:t xml:space="preserve"> </w:t>
+      </w:r>
+      <w:r>
+        <w:t xml:space="preserve">As an example of how Google uses schema.org structured markup to enable users to find datasets, see Castelvecchi, D. Google Unveils Search Engine for Open Data.</w:t>
+      </w:r>
+      <w:r>
+        <w:t xml:space="preserve"> </w:t>
+      </w:r>
+      <w:r>
+        <w:rPr>
+          <w:iCs/>
+          <w:i/>
+        </w:rPr>
+        <w:t xml:space="preserve">Nature</w:t>
+      </w:r>
+      <w:r>
+        <w:t xml:space="preserve"> </w:t>
+      </w:r>
+      <w:r>
+        <w:rPr>
+          <w:bCs/>
+          <w:b/>
+        </w:rPr>
+        <w:t xml:space="preserve">2018</w:t>
+      </w:r>
+      <w:r>
+        <w:t xml:space="preserve">,</w:t>
+      </w:r>
+      <w:r>
+        <w:t xml:space="preserve"> </w:t>
+      </w:r>
+      <w:r>
+        <w:rPr>
+          <w:iCs/>
+          <w:i/>
+        </w:rPr>
+        <w:t xml:space="preserve">561</w:t>
+      </w:r>
+      <w:r>
+        <w:t xml:space="preserve"> </w:t>
+      </w:r>
+      <w:r>
+        <w:t xml:space="preserve">(7722), 161–162.</w:t>
+      </w:r>
+      <w:r>
+        <w:t xml:space="preserve"> </w:t>
+      </w:r>
+      <w:hyperlink r:id="rId57">
+        <w:r>
+          <w:rPr>
+            <w:rStyle w:val="Hyperlink"/>
+          </w:rPr>
+          <w:t xml:space="preserve">https://doi.org/10.1038/d41586-018-06201-x</w:t>
+        </w:r>
+      </w:hyperlink>
+      <w:r>
+        <w:t xml:space="preserve">.</w:t>
+      </w:r>
     </w:p>
   </w:footnote>
 </w:footnotes>

--- a/manual/wis2-manual-APPROVED.docx
+++ b/manual/wis2-manual-APPROVED.docx
@@ -174,6 +174,30 @@
             <w:r>
               <w:t xml:space="preserve">Document status: APPROVED</w:t>
             </w:r>
+          </w:p>
+        </w:tc>
+      </w:tr>
+      <w:tr>
+        <w:tc>
+          <w:tcPr/>
+          <w:p>
+            <w:pPr>
+              <w:jc w:val="left"/>
+            </w:pPr>
+            <w:r>
+              <w:t xml:space="preserve">Revision history: see</w:t>
+            </w:r>
+            <w:r>
+              <w:t xml:space="preserve"> </w:t>
+            </w:r>
+            <w:hyperlink w:anchor="Xc3fb3732b01efd4a12c762bb4e6923e7c4e3bd2">
+              <w:r>
+                <w:rPr>
+                  <w:rStyle w:val="Hyperlink"/>
+                </w:rPr>
+                <w:t xml:space="preserve">APPENDIX G</w:t>
+              </w:r>
+            </w:hyperlink>
           </w:p>
         </w:tc>
       </w:tr>
@@ -8855,6 +8879,153 @@
       </w:hyperlink>
     </w:p>
     <w:bookmarkEnd w:id="66"/>
+    <w:bookmarkStart w:id="67" w:name="Xc3fb3732b01efd4a12c762bb4e6923e7c4e3bd2"/>
+    <w:p>
+      <w:pPr>
+        <w:pStyle w:val="Heading1"/>
+      </w:pPr>
+      <w:r>
+        <w:t xml:space="preserve">APPENDIX G: REVISION HISTORY</w:t>
+      </w:r>
+    </w:p>
+    <w:tbl>
+      <w:tblPr>
+        <w:tblStyle w:val="Table"/>
+        <w:tblW w:type="pct" w:w="5000"/>
+        <w:tblLook w:firstRow="1" w:lastRow="0" w:firstColumn="0" w:lastColumn="0" w:noHBand="0" w:noVBand="0" w:val="0020"/>
+        <w:jc w:val="start"/>
+      </w:tblPr>
+      <w:tblGrid>
+        <w:gridCol w:w="950"/>
+        <w:gridCol w:w="1425"/>
+        <w:gridCol w:w="950"/>
+        <w:gridCol w:w="950"/>
+        <w:gridCol w:w="3643"/>
+      </w:tblGrid>
+      <w:tr>
+        <w:trPr>
+          <w:tblHeader w:val="true"/>
+        </w:trPr>
+        <w:tc>
+          <w:tcPr/>
+          <w:p>
+            <w:pPr>
+              <w:pStyle w:val="Compact"/>
+              <w:jc w:val="left"/>
+            </w:pPr>
+            <w:r>
+              <w:t xml:space="preserve">Date</w:t>
+            </w:r>
+          </w:p>
+        </w:tc>
+        <w:tc>
+          <w:tcPr/>
+          <w:p>
+            <w:pPr>
+              <w:pStyle w:val="Compact"/>
+              <w:jc w:val="left"/>
+            </w:pPr>
+            <w:r>
+              <w:t xml:space="preserve">Release</w:t>
+            </w:r>
+          </w:p>
+        </w:tc>
+        <w:tc>
+          <w:tcPr/>
+          <w:p>
+            <w:pPr>
+              <w:pStyle w:val="Compact"/>
+              <w:jc w:val="left"/>
+            </w:pPr>
+            <w:r>
+              <w:t xml:space="preserve">Proposed by</w:t>
+            </w:r>
+          </w:p>
+        </w:tc>
+        <w:tc>
+          <w:tcPr/>
+          <w:p>
+            <w:pPr>
+              <w:pStyle w:val="Compact"/>
+              <w:jc w:val="left"/>
+            </w:pPr>
+            <w:r>
+              <w:t xml:space="preserve">Primary clauses modified</w:t>
+            </w:r>
+          </w:p>
+        </w:tc>
+        <w:tc>
+          <w:tcPr/>
+          <w:p>
+            <w:pPr>
+              <w:pStyle w:val="Compact"/>
+              <w:jc w:val="left"/>
+            </w:pPr>
+            <w:r>
+              <w:t xml:space="preserve">Approved by</w:t>
+            </w:r>
+          </w:p>
+        </w:tc>
+      </w:tr>
+      <w:tr>
+        <w:tc>
+          <w:tcPr/>
+          <w:p>
+            <w:pPr>
+              <w:jc w:val="left"/>
+            </w:pPr>
+            <w:r>
+              <w:t xml:space="preserve">June 2024</w:t>
+            </w:r>
+          </w:p>
+        </w:tc>
+        <w:tc>
+          <w:tcPr/>
+          <w:p>
+            <w:pPr>
+              <w:jc w:val="left"/>
+            </w:pPr>
+            <w:r>
+              <w:t xml:space="preserve">1.0.0</w:t>
+            </w:r>
+          </w:p>
+        </w:tc>
+        <w:tc>
+          <w:tcPr/>
+          <w:p>
+            <w:pPr>
+              <w:jc w:val="left"/>
+            </w:pPr>
+            <w:r>
+              <w:t xml:space="preserve">SC-IMT</w:t>
+            </w:r>
+          </w:p>
+        </w:tc>
+        <w:tc>
+          <w:tcPr/>
+          <w:p>
+            <w:pPr>
+              <w:jc w:val="left"/>
+            </w:pPr>
+            <w:r>
+              <w:t xml:space="preserve">Initial approval for publication</w:t>
+            </w:r>
+          </w:p>
+        </w:tc>
+        <w:tc>
+          <w:tcPr/>
+          <w:p>
+            <w:pPr>
+              <w:jc w:val="left"/>
+            </w:pPr>
+            <w:r>
+              <w:t xml:space="preserve">EC-78</w:t>
+            </w:r>
+          </w:p>
+        </w:tc>
+      </w:tr>
+    </w:tbl>
+    <w:bookmarkEnd w:id="67"/>
     <w:sectPr/>
   </w:body>
 </w:document>

--- a/manual/wis2-manual-APPROVED.docx
+++ b/manual/wis2-manual-APPROVED.docx
@@ -93,7 +93,7 @@
         <w:pStyle w:val="Date"/>
       </w:pPr>
       <w:r>
-        <w:t xml:space="preserve">2026-03-13</w:t>
+        <w:t xml:space="preserve">2026-03-16</w:t>
       </w:r>
     </w:p>
     <w:p>
@@ -146,7 +146,7 @@
               <w:jc w:val="left"/>
             </w:pPr>
             <w:r>
-              <w:t xml:space="preserve">Date: 2026-03-13</w:t>
+              <w:t xml:space="preserve">Date: 2026-03-16</w:t>
             </w:r>
           </w:p>
         </w:tc>
@@ -8975,7 +8975,7 @@
               <w:jc w:val="left"/>
             </w:pPr>
             <w:r>
-              <w:t xml:space="preserve">June 2024</w:t>
+              <w:t xml:space="preserve">May 2023</w:t>
             </w:r>
           </w:p>
         </w:tc>
@@ -8997,7 +8997,7 @@
               <w:jc w:val="left"/>
             </w:pPr>
             <w:r>
-              <w:t xml:space="preserve">SC-IMT</w:t>
+              <w:t xml:space="preserve">INFCOM</w:t>
             </w:r>
           </w:p>
         </w:tc>
@@ -9008,7 +9008,64 @@
               <w:jc w:val="left"/>
             </w:pPr>
             <w:r>
-              <w:t xml:space="preserve">Initial approval for publication</w:t>
+              <w:t xml:space="preserve">Initial approval for publication (2023 edition)</w:t>
+            </w:r>
+          </w:p>
+        </w:tc>
+        <w:tc>
+          <w:tcPr/>
+          <w:p>
+            <w:pPr>
+              <w:jc w:val="left"/>
+            </w:pPr>
+            <w:r>
+              <w:t xml:space="preserve">Cg-19</w:t>
+            </w:r>
+          </w:p>
+        </w:tc>
+      </w:tr>
+      <w:tr>
+        <w:tc>
+          <w:tcPr/>
+          <w:p>
+            <w:pPr>
+              <w:jc w:val="left"/>
+            </w:pPr>
+            <w:r>
+              <w:t xml:space="preserve">June 2024</w:t>
+            </w:r>
+          </w:p>
+        </w:tc>
+        <w:tc>
+          <w:tcPr/>
+          <w:p>
+            <w:pPr>
+              <w:jc w:val="left"/>
+            </w:pPr>
+            <w:r>
+              <w:t xml:space="preserve">1.1.0</w:t>
+            </w:r>
+          </w:p>
+        </w:tc>
+        <w:tc>
+          <w:tcPr/>
+          <w:p>
+            <w:pPr>
+              <w:jc w:val="left"/>
+            </w:pPr>
+            <w:r>
+              <w:t xml:space="preserve">INFCOM</w:t>
+            </w:r>
+          </w:p>
+        </w:tc>
+        <w:tc>
+          <w:tcPr/>
+          <w:p>
+            <w:pPr>
+              <w:jc w:val="left"/>
+            </w:pPr>
+            <w:r>
+              <w:t xml:space="preserve">Sections 2.5, 3.7, 4.5, 4.6, 4.7, Part VI: Update procedures, guidance or requirements for WIS Centres, Global Caches, Global Discovery Catalogues, managing operations of WIS, and information management. Add appendices D, E and F; WI2 Topic Hierarchy, WIS2 Notification Message and WCMP2.</w:t>
             </w:r>
           </w:p>
         </w:tc>

--- a/manual/wis2-manual-APPROVED.docx
+++ b/manual/wis2-manual-APPROVED.docx
@@ -8975,7 +8975,7 @@
               <w:jc w:val="left"/>
             </w:pPr>
             <w:r>
-              <w:t xml:space="preserve">May 2023</w:t>
+              <w:t xml:space="preserve">June 2024</w:t>
             </w:r>
           </w:p>
         </w:tc>
@@ -8997,7 +8997,7 @@
               <w:jc w:val="left"/>
             </w:pPr>
             <w:r>
-              <w:t xml:space="preserve">INFCOM</w:t>
+              <w:t xml:space="preserve">SC-IMT</w:t>
             </w:r>
           </w:p>
         </w:tc>
@@ -9008,64 +9008,7 @@
               <w:jc w:val="left"/>
             </w:pPr>
             <w:r>
-              <w:t xml:space="preserve">Initial approval for publication (2023 edition)</w:t>
-            </w:r>
-          </w:p>
-        </w:tc>
-        <w:tc>
-          <w:tcPr/>
-          <w:p>
-            <w:pPr>
-              <w:jc w:val="left"/>
-            </w:pPr>
-            <w:r>
-              <w:t xml:space="preserve">Cg-19</w:t>
-            </w:r>
-          </w:p>
-        </w:tc>
-      </w:tr>
-      <w:tr>
-        <w:tc>
-          <w:tcPr/>
-          <w:p>
-            <w:pPr>
-              <w:jc w:val="left"/>
-            </w:pPr>
-            <w:r>
-              <w:t xml:space="preserve">June 2024</w:t>
-            </w:r>
-          </w:p>
-        </w:tc>
-        <w:tc>
-          <w:tcPr/>
-          <w:p>
-            <w:pPr>
-              <w:jc w:val="left"/>
-            </w:pPr>
-            <w:r>
-              <w:t xml:space="preserve">1.1.0</w:t>
-            </w:r>
-          </w:p>
-        </w:tc>
-        <w:tc>
-          <w:tcPr/>
-          <w:p>
-            <w:pPr>
-              <w:jc w:val="left"/>
-            </w:pPr>
-            <w:r>
-              <w:t xml:space="preserve">INFCOM</w:t>
-            </w:r>
-          </w:p>
-        </w:tc>
-        <w:tc>
-          <w:tcPr/>
-          <w:p>
-            <w:pPr>
-              <w:jc w:val="left"/>
-            </w:pPr>
-            <w:r>
-              <w:t xml:space="preserve">Sections 2.5, 3.7, 4.5, 4.6, 4.7, Part VI: Update procedures, guidance or requirements for WIS Centres, Global Caches, Global Discovery Catalogues, managing operations of WIS, and information management. Add appendices D, E and F; WI2 Topic Hierarchy, WIS2 Notification Message and WCMP2.</w:t>
+              <w:t xml:space="preserve">Initial approval for publication</w:t>
             </w:r>
           </w:p>
         </w:tc>

--- a/manual/wis2-manual-APPROVED.docx
+++ b/manual/wis2-manual-APPROVED.docx
@@ -8975,7 +8975,7 @@
               <w:jc w:val="left"/>
             </w:pPr>
             <w:r>
-              <w:t xml:space="preserve">June 2024</w:t>
+              <w:t xml:space="preserve">May 2023</w:t>
             </w:r>
           </w:p>
         </w:tc>
@@ -8997,7 +8997,7 @@
               <w:jc w:val="left"/>
             </w:pPr>
             <w:r>
-              <w:t xml:space="preserve">SC-IMT</w:t>
+              <w:t xml:space="preserve">INFCOM</w:t>
             </w:r>
           </w:p>
         </w:tc>
@@ -9008,7 +9008,70 @@
               <w:jc w:val="left"/>
             </w:pPr>
             <w:r>
-              <w:t xml:space="preserve">Initial approval for publication</w:t>
+              <w:t xml:space="preserve">Initial approval for publication (2023 edition)</w:t>
+            </w:r>
+          </w:p>
+        </w:tc>
+        <w:tc>
+          <w:tcPr/>
+          <w:p>
+            <w:pPr>
+              <w:jc w:val="left"/>
+            </w:pPr>
+            <w:r>
+              <w:t xml:space="preserve">Cg-19</w:t>
+            </w:r>
+          </w:p>
+        </w:tc>
+      </w:tr>
+      <w:tr>
+        <w:tc>
+          <w:tcPr/>
+          <w:p>
+            <w:pPr>
+              <w:jc w:val="left"/>
+            </w:pPr>
+            <w:r>
+              <w:t xml:space="preserve">June 2024</w:t>
+            </w:r>
+          </w:p>
+        </w:tc>
+        <w:tc>
+          <w:tcPr/>
+          <w:p>
+            <w:pPr>
+              <w:jc w:val="left"/>
+            </w:pPr>
+            <w:r>
+              <w:t xml:space="preserve">1.1.0</w:t>
+            </w:r>
+          </w:p>
+        </w:tc>
+        <w:tc>
+          <w:tcPr/>
+          <w:p>
+            <w:pPr>
+              <w:jc w:val="left"/>
+            </w:pPr>
+            <w:r>
+              <w:t xml:space="preserve">INFCOM</w:t>
+            </w:r>
+          </w:p>
+        </w:tc>
+        <w:tc>
+          <w:tcPr/>
+          <w:p>
+            <w:pPr>
+              <w:jc w:val="left"/>
+            </w:pPr>
+            <w:r>
+              <w:t xml:space="preserve">Sections 2.5, 3.7, 4.5, 4.6, 4.7 and Part VI: To update procedures, guidance or requirements for WIS Centres, Global Caches,</w:t>
+            </w:r>
+            <w:r>
+              <w:t xml:space="preserve"> </w:t>
+            </w:r>
+            <w:r>
+              <w:t xml:space="preserve">Global Discovery Catalogues, managing operations of WIS, and information management. Addition of Appendices D, E and F on WIS2 Topic Hierarchy, WIS2 Notification Message, and WCMP2.</w:t>
             </w:r>
           </w:p>
         </w:tc>

--- a/manual/wis2-manual-APPROVED.docx
+++ b/manual/wis2-manual-APPROVED.docx
@@ -37,55 +37,61 @@
         <w:t xml:space="preserve"> </w:t>
       </w:r>
       <w:r>
+        <w:t xml:space="preserve">System,</w:t>
+      </w:r>
+      <w:r>
+        <w:t xml:space="preserve"> </w:t>
+      </w:r>
+      <w:r>
+        <w:t xml:space="preserve">Volume</w:t>
+      </w:r>
+      <w:r>
+        <w:t xml:space="preserve"> </w:t>
+      </w:r>
+      <w:r>
+        <w:t xml:space="preserve">II</w:t>
+      </w:r>
+      <w:r>
+        <w:t xml:space="preserve"> </w:t>
+      </w:r>
+      <w:r>
+        <w:t xml:space="preserve">-</w:t>
+      </w:r>
+      <w:r>
+        <w:t xml:space="preserve"> </w:t>
+      </w:r>
+      <w:r>
+        <w:t xml:space="preserve">WMO</w:t>
+      </w:r>
+      <w:r>
+        <w:t xml:space="preserve"> </w:t>
+      </w:r>
+      <w:r>
+        <w:t xml:space="preserve">Information</w:t>
+      </w:r>
+      <w:r>
+        <w:t xml:space="preserve"> </w:t>
+      </w:r>
+      <w:r>
         <w:t xml:space="preserve">System</w:t>
       </w:r>
       <w:r>
         <w:t xml:space="preserve"> </w:t>
       </w:r>
       <w:r>
-        <w:t xml:space="preserve">Volume</w:t>
-      </w:r>
-      <w:r>
-        <w:t xml:space="preserve"> </w:t>
-      </w:r>
-      <w:r>
-        <w:t xml:space="preserve">II</w:t>
+        <w:t xml:space="preserve">2.0</w:t>
+      </w:r>
+      <w:r>
+        <w:t xml:space="preserve"> </w:t>
+      </w:r>
+      <w:r>
+        <w:t xml:space="preserve">(WMO-No.1060)</w:t>
       </w:r>
       <w:r>
         <w:t xml:space="preserve"> </w:t>
       </w:r>
       <w:r>
         <w:t xml:space="preserve">(APPROVED)</w:t>
-      </w:r>
-      <w:r>
-        <w:t xml:space="preserve"> </w:t>
-      </w:r>
-      <w:r>
-        <w:t xml:space="preserve">-</w:t>
-      </w:r>
-      <w:r>
-        <w:t xml:space="preserve"> </w:t>
-      </w:r>
-      <w:r>
-        <w:t xml:space="preserve">WMO</w:t>
-      </w:r>
-      <w:r>
-        <w:t xml:space="preserve"> </w:t>
-      </w:r>
-      <w:r>
-        <w:t xml:space="preserve">Information</w:t>
-      </w:r>
-      <w:r>
-        <w:t xml:space="preserve"> </w:t>
-      </w:r>
-      <w:r>
-        <w:t xml:space="preserve">System</w:t>
-      </w:r>
-      <w:r>
-        <w:t xml:space="preserve"> </w:t>
-      </w:r>
-      <w:r>
-        <w:t xml:space="preserve">2.0</w:t>
       </w:r>
     </w:p>
     <w:p>
@@ -159,7 +165,7 @@
               <w:jc w:val="left"/>
             </w:pPr>
             <w:r>
-              <w:t xml:space="preserve">Version: 1.0.0</w:t>
+              <w:t xml:space="preserve">Version: 1.1.0</w:t>
             </w:r>
           </w:p>
         </w:tc>

--- a/manual/wis2-manual-APPROVED.docx
+++ b/manual/wis2-manual-APPROVED.docx
@@ -99,7 +99,7 @@
         <w:pStyle w:val="Date"/>
       </w:pPr>
       <w:r>
-        <w:t xml:space="preserve">2026-03-16</w:t>
+        <w:t xml:space="preserve">2026-04-01</w:t>
       </w:r>
     </w:p>
     <w:p>
@@ -152,7 +152,7 @@
               <w:jc w:val="left"/>
             </w:pPr>
             <w:r>
-              <w:t xml:space="preserve">Date: 2026-03-16</w:t>
+              <w:t xml:space="preserve">Date: 2026-04-01</w:t>
             </w:r>
           </w:p>
         </w:tc>
@@ -955,7 +955,7 @@
       </w:r>
     </w:p>
     <w:bookmarkEnd w:id="33"/>
-    <w:bookmarkStart w:id="38" w:name="X36d948172230f0df5cf8664579d9fe73b6df548"/>
+    <w:bookmarkStart w:id="45" w:name="X36d948172230f0df5cf8664579d9fe73b6df548"/>
     <w:p>
       <w:pPr>
         <w:pStyle w:val="Heading1"/>
@@ -964,21 +964,22 @@
         <w:t xml:space="preserve">PART 1. ORGANIZATION AND RESPONSIBILITIES</w:t>
       </w:r>
     </w:p>
+    <w:bookmarkStart w:id="35" w:name="Xf3a24a05ad63c7e9b2da48053fd33158e9d2f89"/>
+    <w:p>
+      <w:pPr>
+        <w:pStyle w:val="Heading2"/>
+      </w:pPr>
+      <w:r>
+        <w:rPr>
+          <w:bCs/>
+          <w:b/>
+        </w:rPr>
+        <w:t xml:space="preserve">1.1 PRINCIPLES OF WIS 2.0</w:t>
+      </w:r>
+    </w:p>
     <w:p>
       <w:pPr>
         <w:pStyle w:val="FirstParagraph"/>
-      </w:pPr>
-      <w:r>
-        <w:rPr>
-          <w:bCs/>
-          <w:b/>
-        </w:rPr>
-        <w:t xml:space="preserve">1.1 PRINCIPLES OF WIS 2.0</w:t>
-      </w:r>
-    </w:p>
-    <w:p>
-      <w:pPr>
-        <w:pStyle w:val="BodyText"/>
       </w:pPr>
       <w:r>
         <w:t xml:space="preserve">1.1.1 The transition from the first generation of WIS (circa 2007–2024) and the Global Telecommunication System (GTS) to the second-generation of WIS (“WIS 2.0”) will take several years and allow for updates of systems in alignment with Members’ plans.</w:t>
@@ -1147,9 +1148,11 @@
         <w:t xml:space="preserve">(WMO-No. 1323).</w:t>
       </w:r>
     </w:p>
-    <w:p>
-      <w:pPr>
-        <w:pStyle w:val="BodyText"/>
+    <w:bookmarkEnd w:id="35"/>
+    <w:bookmarkStart w:id="36" w:name="X68e5417f543a8eee4029d923c2b9b8586218422"/>
+    <w:p>
+      <w:pPr>
+        <w:pStyle w:val="Heading2"/>
       </w:pPr>
       <w:r>
         <w:rPr>
@@ -1161,7 +1164,7 @@
     </w:p>
     <w:p>
       <w:pPr>
-        <w:pStyle w:val="BodyText"/>
+        <w:pStyle w:val="FirstParagraph"/>
       </w:pPr>
       <w:r>
         <w:t xml:space="preserve">1.2.1</w:t>
@@ -1293,9 +1296,11 @@
         <w:t xml:space="preserve">1.2.6 The functions of WIS centres (GISCs, DCPCs, NCs), WIS nodes, and Global Services are detailed in Part III of the present Manual: Functions of WIS.</w:t>
       </w:r>
     </w:p>
-    <w:p>
-      <w:pPr>
-        <w:pStyle w:val="BodyText"/>
+    <w:bookmarkEnd w:id="36"/>
+    <w:bookmarkStart w:id="37" w:name="Xfc40d58e89bb0449d371e639d22570d5b5eea95"/>
+    <w:p>
+      <w:pPr>
+        <w:pStyle w:val="Heading2"/>
       </w:pPr>
       <w:r>
         <w:rPr>
@@ -1307,7 +1312,7 @@
     </w:p>
     <w:p>
       <w:pPr>
-        <w:pStyle w:val="BodyText"/>
+        <w:pStyle w:val="FirstParagraph"/>
       </w:pPr>
       <w:r>
         <w:t xml:space="preserve">1.3.1</w:t>
@@ -1343,23 +1348,25 @@
         <w:t xml:space="preserve">Note: Supplementary information concerning practices, procedures, and specifications for WIS functions is provided in the _Guide to WIS,_ Volume II.</w:t>
       </w:r>
     </w:p>
+    <w:bookmarkEnd w:id="37"/>
+    <w:bookmarkStart w:id="39" w:name="Xaf5feb7a6d78c1ed83270d8eba1f07b0e4188df"/>
+    <w:p>
+      <w:pPr>
+        <w:pStyle w:val="Heading2"/>
+      </w:pPr>
+      <w:r>
+        <w:rPr>
+          <w:bCs/>
+          <w:b/>
+        </w:rPr>
+        <w:t xml:space="preserve">1.4 INTERACTION AND COLLABORATION AMONG WIS CENTRES</w:t>
+      </w:r>
+    </w:p>
     <w:p>
       <w:pPr>
         <w:pStyle w:val="FirstParagraph"/>
       </w:pPr>
       <w:r>
-        <w:rPr>
-          <w:bCs/>
-          <w:b/>
-        </w:rPr>
-        <w:t xml:space="preserve">1.4 INTERACTION AND COLLABORATION AMONG WIS CENTRES</w:t>
-      </w:r>
-    </w:p>
-    <w:p>
-      <w:pPr>
-        <w:pStyle w:val="BodyText"/>
-      </w:pPr>
-      <w:r>
         <w:t xml:space="preserve">1.4.1</w:t>
       </w:r>
       <w:r>
@@ -1434,7 +1441,7 @@
       <w:r>
         <w:t xml:space="preserve">Note: Core data are defined in Resolution 1 (Cg-Ext(2021)) – WMO Unified Policy for the International Exchange of Earth System Data (</w:t>
       </w:r>
-      <w:hyperlink r:id="rId35">
+      <w:hyperlink r:id="rId38">
         <w:r>
           <w:rPr>
             <w:rStyle w:val="Hyperlink"/>
@@ -1502,9 +1509,11 @@
         <w:t xml:space="preserve">A WIS centre operating a Global Monitor shall collect performance and/or data availability metrics from NCs, DCPCs, and other GISCs.</w:t>
       </w:r>
     </w:p>
-    <w:p>
-      <w:pPr>
-        <w:pStyle w:val="BodyText"/>
+    <w:bookmarkEnd w:id="39"/>
+    <w:bookmarkStart w:id="40" w:name="Xa4a423d464bd9a630c5da3521bdf97f9abf60f4"/>
+    <w:p>
+      <w:pPr>
+        <w:pStyle w:val="Heading2"/>
       </w:pPr>
       <w:r>
         <w:rPr>
@@ -1516,7 +1525,7 @@
     </w:p>
     <w:p>
       <w:pPr>
-        <w:pStyle w:val="BodyText"/>
+        <w:pStyle w:val="FirstParagraph"/>
       </w:pPr>
       <w:r>
         <w:t xml:space="preserve">1.5.1</w:t>
@@ -1553,9 +1562,11 @@
         <w:t xml:space="preserve">, Volume II.</w:t>
       </w:r>
     </w:p>
-    <w:p>
-      <w:pPr>
-        <w:pStyle w:val="BodyText"/>
+    <w:bookmarkEnd w:id="40"/>
+    <w:bookmarkStart w:id="41" w:name="Xb0b91d85c0328cb886e532b42578c19221e738e"/>
+    <w:p>
+      <w:pPr>
+        <w:pStyle w:val="Heading2"/>
       </w:pPr>
       <w:r>
         <w:rPr>
@@ -1567,7 +1578,7 @@
     </w:p>
     <w:p>
       <w:pPr>
-        <w:pStyle w:val="BodyText"/>
+        <w:pStyle w:val="FirstParagraph"/>
       </w:pPr>
       <w:r>
         <w:t xml:space="preserve">As recommended by the</w:t>
@@ -1610,9 +1621,11 @@
         <w:t xml:space="preserve">, Volume II.</w:t>
       </w:r>
     </w:p>
-    <w:p>
-      <w:pPr>
-        <w:pStyle w:val="BodyText"/>
+    <w:bookmarkEnd w:id="41"/>
+    <w:bookmarkStart w:id="44" w:name="X56a70769b9d876c533d671ae3c95aa26ad0f848"/>
+    <w:p>
+      <w:pPr>
+        <w:pStyle w:val="Heading2"/>
       </w:pPr>
       <w:r>
         <w:rPr>
@@ -1624,7 +1637,7 @@
     </w:p>
     <w:p>
       <w:pPr>
-        <w:pStyle w:val="BodyText"/>
+        <w:pStyle w:val="FirstParagraph"/>
       </w:pPr>
       <w:r>
         <w:t xml:space="preserve">1.7.1 The following WMO documents are relevant to WIS:</w:t>
@@ -1640,7 +1653,7 @@
       <w:r>
         <w:t xml:space="preserve"> </w:t>
       </w:r>
-      <w:hyperlink r:id="rId36">
+      <w:hyperlink r:id="rId42">
         <w:r>
           <w:rPr>
             <w:rStyle w:val="Hyperlink"/>
@@ -1691,7 +1704,7 @@
       <w:r>
         <w:t xml:space="preserve">(c) Resolution 1 (Cg-Ext(2021)) – WMO Unified Policy for the International Exchange of Earth System Data (</w:t>
       </w:r>
-      <w:hyperlink r:id="rId35">
+      <w:hyperlink r:id="rId38">
         <w:r>
           <w:rPr>
             <w:rStyle w:val="Hyperlink"/>
@@ -1715,7 +1728,7 @@
       <w:r>
         <w:t xml:space="preserve"> </w:t>
       </w:r>
-      <w:hyperlink r:id="rId37">
+      <w:hyperlink r:id="rId43">
         <w:r>
           <w:rPr>
             <w:rStyle w:val="Hyperlink"/>
@@ -1799,8 +1812,9 @@
         <w:t xml:space="preserve">(WMO-No. 1160).</w:t>
       </w:r>
     </w:p>
-    <w:bookmarkEnd w:id="38"/>
-    <w:bookmarkStart w:id="39" w:name="X26dc98827c4ac0836162be60530fa10e425eb6b"/>
+    <w:bookmarkEnd w:id="44"/>
+    <w:bookmarkEnd w:id="45"/>
+    <w:bookmarkStart w:id="51" w:name="X26dc98827c4ac0836162be60530fa10e425eb6b"/>
     <w:p>
       <w:pPr>
         <w:pStyle w:val="Heading1"/>
@@ -1809,21 +1823,22 @@
         <w:t xml:space="preserve">PART II. DESIGNATION PROCEDURES AND WIS CENTRES</w:t>
       </w:r>
     </w:p>
+    <w:bookmarkStart w:id="46" w:name="Xa1defe3b4c391cc7bf12f4ed08b68a0cb45cb8f"/>
+    <w:p>
+      <w:pPr>
+        <w:pStyle w:val="Heading2"/>
+      </w:pPr>
+      <w:r>
+        <w:rPr>
+          <w:bCs/>
+          <w:b/>
+        </w:rPr>
+        <w:t xml:space="preserve">2.1 GENERAL</w:t>
+      </w:r>
+    </w:p>
     <w:p>
       <w:pPr>
         <w:pStyle w:val="FirstParagraph"/>
-      </w:pPr>
-      <w:r>
-        <w:rPr>
-          <w:bCs/>
-          <w:b/>
-        </w:rPr>
-        <w:t xml:space="preserve">2.1 GENERAL</w:t>
-      </w:r>
-    </w:p>
-    <w:p>
-      <w:pPr>
-        <w:pStyle w:val="BodyText"/>
       </w:pPr>
       <w:r>
         <w:t xml:space="preserve">2.1.1 The establishment and operation of WIS depend on WMO Members and partner organizations taking on the functional roles of GISCs, DCPCs and NCs. Procedures for designating a WIS centre rely on the agreed WIS functional architecture and the WIS compliance specifications.</w:t>
@@ -1877,9 +1892,11 @@
         <w:t xml:space="preserve">(WMO-No. 49), Volume I, Part II, 1.2.3, Congress and the Executive Council shall consider the designation of GISCs and DCPCs based on the recommendations of the Commission for Observation, Infrastructure and Information Systems (INFCOM). The development of INFCOM recommendations includes consultation and coordination with the Commission for Weather, Climate, Hydrological, Marine and Related Environmental Services and Applications (SERCOM) and the regional associations, as appropriate.</w:t>
       </w:r>
     </w:p>
-    <w:p>
-      <w:pPr>
-        <w:pStyle w:val="BodyText"/>
+    <w:bookmarkEnd w:id="46"/>
+    <w:bookmarkStart w:id="47" w:name="X8cf866fe50445c76dfdbe5eb97920173b38a445"/>
+    <w:p>
+      <w:pPr>
+        <w:pStyle w:val="Heading2"/>
       </w:pPr>
       <w:r>
         <w:rPr>
@@ -1891,7 +1908,7 @@
     </w:p>
     <w:p>
       <w:pPr>
-        <w:pStyle w:val="BodyText"/>
+        <w:pStyle w:val="FirstParagraph"/>
       </w:pPr>
       <w:r>
         <w:t xml:space="preserve">2.2.1</w:t>
@@ -2045,9 +2062,11 @@
         <w:t xml:space="preserve">The NCs designated by Members shall be included in the list of WIS centres in Appendix C to this Manual. Each NC entry shall include the name of the associated GISC.</w:t>
       </w:r>
     </w:p>
-    <w:p>
-      <w:pPr>
-        <w:pStyle w:val="BodyText"/>
+    <w:bookmarkEnd w:id="47"/>
+    <w:bookmarkStart w:id="48" w:name="X6b0e432c18b814648d75b1bfcdcfeec6f3dd911"/>
+    <w:p>
+      <w:pPr>
+        <w:pStyle w:val="Heading2"/>
       </w:pPr>
       <w:r>
         <w:rPr>
@@ -2059,7 +2078,7 @@
     </w:p>
     <w:p>
       <w:pPr>
-        <w:pStyle w:val="BodyText"/>
+        <w:pStyle w:val="FirstParagraph"/>
       </w:pPr>
       <w:r>
         <w:t xml:space="preserve">2.3.1</w:t>
@@ -2313,9 +2332,11 @@
         <w:t xml:space="preserve">2.3.5.1 The list of DCPCs approved by Congress or the Executive Council is included in Appendix C to this Manual. Each DCPC entry includes the name of the associated GISC.</w:t>
       </w:r>
     </w:p>
-    <w:p>
-      <w:pPr>
-        <w:pStyle w:val="BodyText"/>
+    <w:bookmarkEnd w:id="48"/>
+    <w:bookmarkStart w:id="49" w:name="X18dfceaa490ab8f2efc219e4c42a4accbae472f"/>
+    <w:p>
+      <w:pPr>
+        <w:pStyle w:val="Heading2"/>
       </w:pPr>
       <w:r>
         <w:rPr>
@@ -2327,7 +2348,7 @@
     </w:p>
     <w:p>
       <w:pPr>
-        <w:pStyle w:val="BodyText"/>
+        <w:pStyle w:val="FirstParagraph"/>
       </w:pPr>
       <w:r>
         <w:t xml:space="preserve">2.4.1</w:t>
@@ -2703,9 +2724,11 @@
         <w:t xml:space="preserve">2.4.5.1 The list of GISCs approved by Congress or the Executive Council is included in Appendix C of this Manual.</w:t>
       </w:r>
     </w:p>
-    <w:p>
-      <w:pPr>
-        <w:pStyle w:val="BodyText"/>
+    <w:bookmarkEnd w:id="49"/>
+    <w:bookmarkStart w:id="50" w:name="X4f52e51107a9d1f841847ba3c8d2ca44dfb479e"/>
+    <w:p>
+      <w:pPr>
+        <w:pStyle w:val="Heading2"/>
       </w:pPr>
       <w:r>
         <w:rPr>
@@ -2717,7 +2740,7 @@
     </w:p>
     <w:p>
       <w:pPr>
-        <w:pStyle w:val="BodyText"/>
+        <w:pStyle w:val="FirstParagraph"/>
       </w:pPr>
       <w:r>
         <w:t xml:space="preserve">2.5.1</w:t>
@@ -2767,8 +2790,9 @@
         <w:t xml:space="preserve">2.5.2.1 Members are responsible for ensuring that their centres remain compliant with WIS standards and practices. INFCOM will oversee and support the performance review process with the aim of confirming a centre’s compliance on a regular basis.</w:t>
       </w:r>
     </w:p>
-    <w:bookmarkEnd w:id="39"/>
-    <w:bookmarkStart w:id="41" w:name="X336d3f812e90e5e857fdd9b5af4068c2bfc2450"/>
+    <w:bookmarkEnd w:id="50"/>
+    <w:bookmarkEnd w:id="51"/>
+    <w:bookmarkStart w:id="60" w:name="X336d3f812e90e5e857fdd9b5af4068c2bfc2450"/>
     <w:p>
       <w:pPr>
         <w:pStyle w:val="Heading1"/>
@@ -2777,23 +2801,24 @@
         <w:t xml:space="preserve">PART III. FUNCTIONS OF WIS</w:t>
       </w:r>
     </w:p>
+    <w:bookmarkStart w:id="52" w:name="X724ecb431a37cfd5a8fb0a88db4d960a281a5ff"/>
+    <w:p>
+      <w:pPr>
+        <w:pStyle w:val="Heading2"/>
+      </w:pPr>
+      <w:r>
+        <w:rPr>
+          <w:bCs/>
+          <w:b/>
+        </w:rPr>
+        <w:t xml:space="preserve">3.1 LIST OF WIS FUNCTIONS</w:t>
+      </w:r>
+    </w:p>
     <w:p>
       <w:pPr>
         <w:pStyle w:val="FirstParagraph"/>
       </w:pPr>
       <w:r>
-        <w:rPr>
-          <w:bCs/>
-          <w:b/>
-        </w:rPr>
-        <w:t xml:space="preserve">3.1 LIST OF WIS FUNCTIONS</w:t>
-      </w:r>
-    </w:p>
-    <w:p>
-      <w:pPr>
-        <w:pStyle w:val="BodyText"/>
-      </w:pPr>
-      <w:r>
         <w:t xml:space="preserve">3.1.1 WIS centres collectively support the major functions listed below:</w:t>
       </w:r>
     </w:p>
@@ -2861,9 +2886,11 @@
         <w:t xml:space="preserve">Note: Access to data and services may be restricted in order to implement data policies and protect the integrity of WIS.</w:t>
       </w:r>
     </w:p>
-    <w:p>
-      <w:pPr>
-        <w:pStyle w:val="BodyText"/>
+    <w:bookmarkEnd w:id="52"/>
+    <w:bookmarkStart w:id="53" w:name="Xce156003aacd0bdff837a17c78ab4e0881a52d0"/>
+    <w:p>
+      <w:pPr>
+        <w:pStyle w:val="Heading2"/>
       </w:pPr>
       <w:r>
         <w:rPr>
@@ -2875,7 +2902,7 @@
     </w:p>
     <w:p>
       <w:pPr>
-        <w:pStyle w:val="BodyText"/>
+        <w:pStyle w:val="FirstParagraph"/>
       </w:pPr>
       <w:r>
         <w:t xml:space="preserve">3.2.1 There are three main perspectives when considering the function of WIS:</w:t>
@@ -3046,9 +3073,11 @@
         <w:t xml:space="preserve">, Volume II provides additional information on the functions of WIS and how these functions may be implemented.</w:t>
       </w:r>
     </w:p>
-    <w:p>
-      <w:pPr>
-        <w:pStyle w:val="BodyText"/>
+    <w:bookmarkEnd w:id="53"/>
+    <w:bookmarkStart w:id="54" w:name="Xe043d76aaee776dd46fb38cdc809b5550aaac70"/>
+    <w:p>
+      <w:pPr>
+        <w:pStyle w:val="Heading2"/>
       </w:pPr>
       <w:r>
         <w:rPr>
@@ -3060,7 +3089,7 @@
     </w:p>
     <w:p>
       <w:pPr>
-        <w:pStyle w:val="BodyText"/>
+        <w:pStyle w:val="FirstParagraph"/>
       </w:pPr>
       <w:r>
         <w:t xml:space="preserve">3.3.1 Collect and manage data</w:t>
@@ -3199,9 +3228,11 @@
         <w:t xml:space="preserve">3.3.4.2 See also 3.6 (Functional requirements of a WIS node).</w:t>
       </w:r>
     </w:p>
-    <w:p>
-      <w:pPr>
-        <w:pStyle w:val="BodyText"/>
+    <w:bookmarkEnd w:id="54"/>
+    <w:bookmarkStart w:id="55" w:name="X2717d49cf03de049cb92354aadad8c942d23f9e"/>
+    <w:p>
+      <w:pPr>
+        <w:pStyle w:val="Heading2"/>
       </w:pPr>
       <w:r>
         <w:rPr>
@@ -3213,7 +3244,7 @@
     </w:p>
     <w:p>
       <w:pPr>
-        <w:pStyle w:val="BodyText"/>
+        <w:pStyle w:val="FirstParagraph"/>
       </w:pPr>
       <w:r>
         <w:t xml:space="preserve">3.4.1 Collect and manage programme-related data</w:t>
@@ -3352,9 +3383,11 @@
         <w:t xml:space="preserve">3.4.4.2 See also 3.6 (Functional requirements of a WIS node).</w:t>
       </w:r>
     </w:p>
-    <w:p>
-      <w:pPr>
-        <w:pStyle w:val="BodyText"/>
+    <w:bookmarkEnd w:id="55"/>
+    <w:bookmarkStart w:id="57" w:name="X7a49ac8dc0d1cdc5e6a43f6d5e65350b89aa03c"/>
+    <w:p>
+      <w:pPr>
+        <w:pStyle w:val="Heading2"/>
       </w:pPr>
       <w:r>
         <w:rPr>
@@ -3366,7 +3399,7 @@
     </w:p>
     <w:p>
       <w:pPr>
-        <w:pStyle w:val="BodyText"/>
+        <w:pStyle w:val="FirstParagraph"/>
       </w:pPr>
       <w:r>
         <w:t xml:space="preserve">3.5.1 Coordinate data sharing within the area of responsibility of the Global Information System Centre</w:t>
@@ -3591,7 +3624,7 @@
       <w:r>
         <w:t xml:space="preserve"> </w:t>
       </w:r>
-      <w:hyperlink r:id="rId40">
+      <w:hyperlink r:id="rId56">
         <w:r>
           <w:rPr>
             <w:rStyle w:val="Hyperlink"/>
@@ -3608,9 +3641,11 @@
         <w:t xml:space="preserve">(WMO-No. 1061), Volume I.</w:t>
       </w:r>
     </w:p>
-    <w:p>
-      <w:pPr>
-        <w:pStyle w:val="BodyText"/>
+    <w:bookmarkEnd w:id="57"/>
+    <w:bookmarkStart w:id="58" w:name="X85d08dcc7f9cfd5cea37c57ad5593c1df0c9830"/>
+    <w:p>
+      <w:pPr>
+        <w:pStyle w:val="Heading2"/>
       </w:pPr>
       <w:r>
         <w:rPr>
@@ -3622,7 +3657,7 @@
     </w:p>
     <w:p>
       <w:pPr>
-        <w:pStyle w:val="BodyText"/>
+        <w:pStyle w:val="FirstParagraph"/>
       </w:pPr>
       <w:r>
         <w:t xml:space="preserve">3.6.1 General</w:t>
@@ -3868,9 +3903,11 @@
         <w:t xml:space="preserve">3.6.3.2 See also 4.7 (WIS-TechSpec-6: Managing operations of the WIS).</w:t>
       </w:r>
     </w:p>
-    <w:p>
-      <w:pPr>
-        <w:pStyle w:val="BodyText"/>
+    <w:bookmarkEnd w:id="58"/>
+    <w:bookmarkStart w:id="59" w:name="X4675e1308142341d82580f76c641f4d60726279"/>
+    <w:p>
+      <w:pPr>
+        <w:pStyle w:val="Heading2"/>
       </w:pPr>
       <w:r>
         <w:rPr>
@@ -3882,7 +3919,7 @@
     </w:p>
     <w:p>
       <w:pPr>
-        <w:pStyle w:val="BodyText"/>
+        <w:pStyle w:val="FirstParagraph"/>
       </w:pPr>
       <w:r>
         <w:t xml:space="preserve">3.7.1 General</w:t>
@@ -4548,8 +4585,9 @@
         <w:t xml:space="preserve">Volume II.</w:t>
       </w:r>
     </w:p>
-    <w:bookmarkEnd w:id="41"/>
-    <w:bookmarkStart w:id="43" w:name="X0bc84ffc65ad3665c76114a8ee7a365d8dc9aec"/>
+    <w:bookmarkEnd w:id="59"/>
+    <w:bookmarkEnd w:id="60"/>
+    <w:bookmarkStart w:id="69" w:name="X0bc84ffc65ad3665c76114a8ee7a365d8dc9aec"/>
     <w:p>
       <w:pPr>
         <w:pStyle w:val="Heading1"/>
@@ -4558,21 +4596,22 @@
         <w:t xml:space="preserve">PART IV. WIS TECHNICAL SPECIFICATIONS</w:t>
       </w:r>
     </w:p>
+    <w:bookmarkStart w:id="61" w:name="Xfa0bcaedfd55e3352004c1e9ef6e3d48a71fa73"/>
+    <w:p>
+      <w:pPr>
+        <w:pStyle w:val="Heading2"/>
+      </w:pPr>
+      <w:r>
+        <w:rPr>
+          <w:bCs/>
+          <w:b/>
+        </w:rPr>
+        <w:t xml:space="preserve">4.1 GENERAL</w:t>
+      </w:r>
+    </w:p>
     <w:p>
       <w:pPr>
         <w:pStyle w:val="FirstParagraph"/>
-      </w:pPr>
-      <w:r>
-        <w:rPr>
-          <w:bCs/>
-          <w:b/>
-        </w:rPr>
-        <w:t xml:space="preserve">4.1 GENERAL</w:t>
-      </w:r>
-    </w:p>
-    <w:p>
-      <w:pPr>
-        <w:pStyle w:val="BodyText"/>
       </w:pPr>
       <w:r>
         <w:t xml:space="preserve">4.1.1 The following six technical specifications (WIS-TechSpecs) define the interfaces to the foundational WIS functions:</w:t>
@@ -4796,9 +4835,11 @@
         <w:t xml:space="preserve">4.1.10 Any DCPC or NC is welcome to implement interfaces beyond the minimum required. Accordingly, the technical specification is mandatory wherever application of the interface is applied.</w:t>
       </w:r>
     </w:p>
-    <w:p>
-      <w:pPr>
-        <w:pStyle w:val="BodyText"/>
+    <w:bookmarkEnd w:id="61"/>
+    <w:bookmarkStart w:id="62" w:name="X05425aa7f4b2447c456d5aa313be1baba7f5fea"/>
+    <w:p>
+      <w:pPr>
+        <w:pStyle w:val="Heading2"/>
       </w:pPr>
       <w:r>
         <w:rPr>
@@ -4810,7 +4851,7 @@
     </w:p>
     <w:p>
       <w:pPr>
-        <w:pStyle w:val="BodyText"/>
+        <w:pStyle w:val="FirstParagraph"/>
       </w:pPr>
       <w:r>
         <w:t xml:space="preserve">4.2.1</w:t>
@@ -4886,9 +4927,11 @@
         <w:t xml:space="preserve">4.2.5 See also 3.3.3 (Describe data with discovery metadata), 3.4.4 (Operate a WIS node), 3.5.4 (Performance management), 3.7.6 (Functional requirements of a Global Discovery Catalogue), 4.3 (WIS-TechSpec-2: Publishing data and discovery metadata), and 4.6 (WIS-TechSpec-5: Operating a Global Discovery Catalogue).</w:t>
       </w:r>
     </w:p>
-    <w:p>
-      <w:pPr>
-        <w:pStyle w:val="BodyText"/>
+    <w:bookmarkEnd w:id="62"/>
+    <w:bookmarkStart w:id="63" w:name="Xb5e72492fc507069e58e458b9c0b6339b5e94f3"/>
+    <w:p>
+      <w:pPr>
+        <w:pStyle w:val="Heading2"/>
       </w:pPr>
       <w:r>
         <w:rPr>
@@ -4900,7 +4943,7 @@
     </w:p>
     <w:p>
       <w:pPr>
-        <w:pStyle w:val="BodyText"/>
+        <w:pStyle w:val="FirstParagraph"/>
       </w:pPr>
       <w:r>
         <w:t xml:space="preserve">4.3.1</w:t>
@@ -5034,9 +5077,11 @@
         <w:t xml:space="preserve">4.3.7 See also 3.6.2 (Provide access to data and discovery metadata), 4.2 (WIS-TechSpec-1: Managing discovery metadata), 4.4 (WIS-TechSpec-3: Operating a Global Broker), and 4.5 (WIS-TechSpec-4: Operating a Global Cache).</w:t>
       </w:r>
     </w:p>
-    <w:p>
-      <w:pPr>
-        <w:pStyle w:val="BodyText"/>
+    <w:bookmarkEnd w:id="63"/>
+    <w:bookmarkStart w:id="64" w:name="Xadb38de5ceff95d50f198a9781981984836b6cb"/>
+    <w:p>
+      <w:pPr>
+        <w:pStyle w:val="Heading2"/>
       </w:pPr>
       <w:r>
         <w:rPr>
@@ -5048,7 +5093,7 @@
     </w:p>
     <w:p>
       <w:pPr>
-        <w:pStyle w:val="BodyText"/>
+        <w:pStyle w:val="FirstParagraph"/>
       </w:pPr>
       <w:r>
         <w:t xml:space="preserve">4.4.1</w:t>
@@ -5282,9 +5327,11 @@
         <w:t xml:space="preserve">4.4.7 See also 3.7.4 (Functional requirements of a Global Broker), 4.3 (WIS-TechSpec-2: Publishing data and discovery metadata), 4.5 (WIS-TechSpec-4: Operating a Global Cache) and 4.7 (WIS-TechSpec-6: Managing operations of the WIS).</w:t>
       </w:r>
     </w:p>
-    <w:p>
-      <w:pPr>
-        <w:pStyle w:val="BodyText"/>
+    <w:bookmarkEnd w:id="64"/>
+    <w:bookmarkStart w:id="66" w:name="Xdd0e4d5f37712d7610626eba4608298f3f4dda2"/>
+    <w:p>
+      <w:pPr>
+        <w:pStyle w:val="Heading2"/>
       </w:pPr>
       <w:r>
         <w:rPr>
@@ -5296,7 +5343,7 @@
     </w:p>
     <w:p>
       <w:pPr>
-        <w:pStyle w:val="BodyText"/>
+        <w:pStyle w:val="FirstParagraph"/>
       </w:pPr>
       <w:r>
         <w:t xml:space="preserve">4.5.1</w:t>
@@ -5542,7 +5589,7 @@
       <w:r>
         <w:t xml:space="preserve"> </w:t>
       </w:r>
-      <w:hyperlink r:id="rId42">
+      <w:hyperlink r:id="rId65">
         <w:r>
           <w:rPr>
             <w:rStyle w:val="Hyperlink"/>
@@ -5554,9 +5601,11 @@
         <w:t xml:space="preserve">.</w:t>
       </w:r>
     </w:p>
-    <w:p>
-      <w:pPr>
-        <w:pStyle w:val="BodyText"/>
+    <w:bookmarkEnd w:id="66"/>
+    <w:bookmarkStart w:id="67" w:name="Xe22620821b017cafd9e5861f654b4d62e57bf8a"/>
+    <w:p>
+      <w:pPr>
+        <w:pStyle w:val="Heading2"/>
       </w:pPr>
       <w:r>
         <w:rPr>
@@ -5568,7 +5617,7 @@
     </w:p>
     <w:p>
       <w:pPr>
-        <w:pStyle w:val="BodyText"/>
+        <w:pStyle w:val="FirstParagraph"/>
       </w:pPr>
       <w:r>
         <w:t xml:space="preserve">4.6.1</w:t>
@@ -5882,9 +5931,11 @@
         <w:t xml:space="preserve">4.6.12 See also 3.7.6 (Functional requirements of a Global Discovery Catalogue), 4.2 (WIS-TechSpec-1: Managing discovery metadata), 4.3 (WIS-TechSpec-2: Publishing data and discovery metadata), 4.4 (WIS-TechSpec-3: Operating a Global Broker), 4.5 (WIS-TechSpec-4: Operating a Global Cache), and 4.7 (WIS-TechSpec-6: Managing operations of the WIS).</w:t>
       </w:r>
     </w:p>
-    <w:p>
-      <w:pPr>
-        <w:pStyle w:val="BodyText"/>
+    <w:bookmarkEnd w:id="67"/>
+    <w:bookmarkStart w:id="68" w:name="X3674b0ec9e0fb40ef59f6ebd6a67ca83024b914"/>
+    <w:p>
+      <w:pPr>
+        <w:pStyle w:val="Heading2"/>
       </w:pPr>
       <w:r>
         <w:rPr>
@@ -5896,7 +5947,7 @@
     </w:p>
     <w:p>
       <w:pPr>
-        <w:pStyle w:val="BodyText"/>
+        <w:pStyle w:val="FirstParagraph"/>
       </w:pPr>
       <w:r>
         <w:t xml:space="preserve">4.7.1</w:t>
@@ -6112,8 +6163,9 @@
         <w:t xml:space="preserve">4.7.6 See also 3.5.4 (Performance management), 3.6.3 (Monitor the performance of a WIS node), 3.7.3 (Performance management), and 3.7.7 (Functional requirement of a Global Monitor).</w:t>
       </w:r>
     </w:p>
-    <w:bookmarkEnd w:id="43"/>
-    <w:bookmarkStart w:id="44" w:name="Xd0ff1c0948234c2840954dff7a008cf5ea33be5"/>
+    <w:bookmarkEnd w:id="68"/>
+    <w:bookmarkEnd w:id="69"/>
+    <w:bookmarkStart w:id="71" w:name="Xd0ff1c0948234c2840954dff7a008cf5ea33be5"/>
     <w:p>
       <w:pPr>
         <w:pStyle w:val="Heading1"/>
@@ -6122,23 +6174,24 @@
         <w:t xml:space="preserve">PART V. WIS DISCOVERY METADATA</w:t>
       </w:r>
     </w:p>
+    <w:bookmarkStart w:id="70" w:name="X44f23993d706e81c003cb45fa02b8ec7646f963"/>
+    <w:p>
+      <w:pPr>
+        <w:pStyle w:val="Heading2"/>
+      </w:pPr>
+      <w:r>
+        <w:rPr>
+          <w:bCs/>
+          <w:b/>
+        </w:rPr>
+        <w:t xml:space="preserve">5.1 GENERAL</w:t>
+      </w:r>
+    </w:p>
     <w:p>
       <w:pPr>
         <w:pStyle w:val="FirstParagraph"/>
       </w:pPr>
       <w:r>
-        <w:rPr>
-          <w:bCs/>
-          <w:b/>
-        </w:rPr>
-        <w:t xml:space="preserve">5.1 GENERAL</w:t>
-      </w:r>
-    </w:p>
-    <w:p>
-      <w:pPr>
-        <w:pStyle w:val="BodyText"/>
-      </w:pPr>
-      <w:r>
         <w:t xml:space="preserve">5.1.1 WIS discovery metadata records are provided by the data publisher and enable the discovery, evaluation and use of WIS datasets. WIS discovery metadata records provide a description of a dataset, including identification and spatiotemporal information, as well as direct, actionable linkages to associated data and services. They are also clearly classified and categorized in accordance with Resolution 1 (Cg-Ext(2021)) and the WIS topic hierarchy.</w:t>
       </w:r>
     </w:p>
@@ -6150,8 +6203,9 @@
         <w:t xml:space="preserve">5.1.2 The WMO Core Metadata Profile (version 2) for discovery metadata is specified in Appendix F.</w:t>
       </w:r>
     </w:p>
-    <w:bookmarkEnd w:id="44"/>
-    <w:bookmarkStart w:id="45" w:name="X3f291c94a3cf2e0ce912aa99cebd5e9b61055e3"/>
+    <w:bookmarkEnd w:id="70"/>
+    <w:bookmarkEnd w:id="71"/>
+    <w:bookmarkStart w:id="73" w:name="X3f291c94a3cf2e0ce912aa99cebd5e9b61055e3"/>
     <w:p>
       <w:pPr>
         <w:pStyle w:val="Heading1"/>
@@ -6160,21 +6214,22 @@
         <w:t xml:space="preserve">PART VI. INFORMATION MANAGEMENT</w:t>
       </w:r>
     </w:p>
+    <w:bookmarkStart w:id="72" w:name="Xf89a4f2d44822541f7e716824327d714e37e4bb"/>
+    <w:p>
+      <w:pPr>
+        <w:pStyle w:val="Heading2"/>
+      </w:pPr>
+      <w:r>
+        <w:rPr>
+          <w:bCs/>
+          <w:b/>
+        </w:rPr>
+        <w:t xml:space="preserve">6.1 MANAGING INFORMATION AND COMMUNICATION TECHNOLOGY OPERATIONS</w:t>
+      </w:r>
+    </w:p>
     <w:p>
       <w:pPr>
         <w:pStyle w:val="FirstParagraph"/>
-      </w:pPr>
-      <w:r>
-        <w:rPr>
-          <w:bCs/>
-          <w:b/>
-        </w:rPr>
-        <w:t xml:space="preserve">6.1 MANAGING INFORMATION AND COMMUNICATION TECHNOLOGY OPERATIONS</w:t>
-      </w:r>
-    </w:p>
-    <w:p>
-      <w:pPr>
-        <w:pStyle w:val="BodyText"/>
       </w:pPr>
       <w:r>
         <w:t xml:space="preserve">6.1.1</w:t>
@@ -6231,8 +6286,9 @@
         <w:t xml:space="preserve">Members shall manage their information and communication technology (ICT) to a standard consistent with the requirements of the services that depend on that ICT.</w:t>
       </w:r>
     </w:p>
-    <w:bookmarkEnd w:id="45"/>
-    <w:bookmarkStart w:id="58" w:name="X872e5adb486bf276b54df5a5b8982c75de20588"/>
+    <w:bookmarkEnd w:id="72"/>
+    <w:bookmarkEnd w:id="73"/>
+    <w:bookmarkStart w:id="86" w:name="X872e5adb486bf276b54df5a5b8982c75de20588"/>
     <w:p>
       <w:pPr>
         <w:pStyle w:val="Heading1"/>
@@ -6260,7 +6316,7 @@
         <w:rPr>
           <w:rStyle w:val="FootnoteReference"/>
         </w:rPr>
-        <w:footnoteReference w:id="46"/>
+        <w:footnoteReference w:id="74"/>
       </w:r>
     </w:p>
     <w:p>
@@ -6282,7 +6338,7 @@
         <w:rPr>
           <w:rStyle w:val="FootnoteReference"/>
         </w:rPr>
-        <w:footnoteReference w:id="48"/>
+        <w:footnoteReference w:id="76"/>
       </w:r>
     </w:p>
     <w:p>
@@ -6354,7 +6410,7 @@
         <w:rPr>
           <w:rStyle w:val="FootnoteReference"/>
         </w:rPr>
-        <w:footnoteReference w:id="50"/>
+        <w:footnoteReference w:id="78"/>
       </w:r>
     </w:p>
     <w:p>
@@ -6405,7 +6461,7 @@
         <w:rPr>
           <w:rStyle w:val="FootnoteReference"/>
         </w:rPr>
-        <w:footnoteReference w:id="51"/>
+        <w:footnoteReference w:id="79"/>
       </w:r>
     </w:p>
     <w:p>
@@ -6494,7 +6550,7 @@
         <w:rPr>
           <w:rStyle w:val="FootnoteReference"/>
         </w:rPr>
-        <w:footnoteReference w:id="53"/>
+        <w:footnoteReference w:id="81"/>
       </w:r>
       <w:r>
         <w:t xml:space="preserve"> </w:t>
@@ -6615,7 +6671,7 @@
         <w:rPr>
           <w:rStyle w:val="FootnoteReference"/>
         </w:rPr>
-        <w:footnoteReference w:id="54"/>
+        <w:footnoteReference w:id="82"/>
       </w:r>
     </w:p>
     <w:p>
@@ -6628,7 +6684,7 @@
       <w:r>
         <w:t xml:space="preserve"> </w:t>
       </w:r>
-      <w:hyperlink r:id="rId55">
+      <w:hyperlink r:id="rId83">
         <w:r>
           <w:rPr>
             <w:rStyle w:val="Hyperlink"/>
@@ -6952,7 +7008,7 @@
         <w:rPr>
           <w:rStyle w:val="FootnoteReference"/>
         </w:rPr>
-        <w:footnoteReference w:id="56"/>
+        <w:footnoteReference w:id="84"/>
       </w:r>
       <w:r>
         <w:t xml:space="preserve"> </w:t>
@@ -6969,8 +7025,8 @@
         <w:t xml:space="preserve">Note: The Global Discovery Catalogue will provide the necessary functionality to support indexing WIS discovery metadata by commercial search engines.</w:t>
       </w:r>
     </w:p>
-    <w:bookmarkEnd w:id="58"/>
-    <w:bookmarkStart w:id="59" w:name="Xfe2bcf7c7e055f95c993f13474ddddd30105c8a"/>
+    <w:bookmarkEnd w:id="86"/>
+    <w:bookmarkStart w:id="87" w:name="Xfe2bcf7c7e055f95c993f13474ddddd30105c8a"/>
     <w:p>
       <w:pPr>
         <w:pStyle w:val="Heading1"/>
@@ -8349,8 +8405,8 @@
         <w:t xml:space="preserve">Written English.</w:t>
       </w:r>
     </w:p>
-    <w:bookmarkEnd w:id="59"/>
-    <w:bookmarkStart w:id="60" w:name="X7416b81f2c4fb1d2adf5e1dc166d978b82b2b94"/>
+    <w:bookmarkEnd w:id="87"/>
+    <w:bookmarkStart w:id="88" w:name="X7416b81f2c4fb1d2adf5e1dc166d978b82b2b94"/>
     <w:p>
       <w:pPr>
         <w:pStyle w:val="Heading1"/>
@@ -8815,8 +8871,8 @@
         </w:tc>
       </w:tr>
     </w:tbl>
-    <w:bookmarkEnd w:id="60"/>
-    <w:bookmarkStart w:id="62" w:name="Xa09b69db996b5499d5e71083c5716f9e698590e"/>
+    <w:bookmarkEnd w:id="88"/>
+    <w:bookmarkStart w:id="90" w:name="Xa09b69db996b5499d5e71083c5716f9e698590e"/>
     <w:p>
       <w:pPr>
         <w:pStyle w:val="Heading1"/>
@@ -8829,7 +8885,7 @@
       <w:pPr>
         <w:pStyle w:val="FirstParagraph"/>
       </w:pPr>
-      <w:hyperlink r:id="rId61">
+      <w:hyperlink r:id="rId89">
         <w:r>
           <w:rPr>
             <w:rStyle w:val="Hyperlink"/>
@@ -8838,8 +8894,8 @@
         </w:r>
       </w:hyperlink>
     </w:p>
-    <w:bookmarkEnd w:id="62"/>
-    <w:bookmarkStart w:id="64" w:name="X9c1eca1101f79beb78a5fc2ab66aeeda1901d62"/>
+    <w:bookmarkEnd w:id="90"/>
+    <w:bookmarkStart w:id="92" w:name="X9c1eca1101f79beb78a5fc2ab66aeeda1901d62"/>
     <w:p>
       <w:pPr>
         <w:pStyle w:val="Heading1"/>
@@ -8852,7 +8908,7 @@
       <w:pPr>
         <w:pStyle w:val="FirstParagraph"/>
       </w:pPr>
-      <w:hyperlink r:id="rId63">
+      <w:hyperlink r:id="rId91">
         <w:r>
           <w:rPr>
             <w:rStyle w:val="Hyperlink"/>
@@ -8861,8 +8917,8 @@
         </w:r>
       </w:hyperlink>
     </w:p>
-    <w:bookmarkEnd w:id="64"/>
-    <w:bookmarkStart w:id="66" w:name="Xe4841322ad356bb289937d20d55a3fd74e1b3a5"/>
+    <w:bookmarkEnd w:id="92"/>
+    <w:bookmarkStart w:id="94" w:name="Xe4841322ad356bb289937d20d55a3fd74e1b3a5"/>
     <w:p>
       <w:pPr>
         <w:pStyle w:val="Heading1"/>
@@ -8875,7 +8931,7 @@
       <w:pPr>
         <w:pStyle w:val="FirstParagraph"/>
       </w:pPr>
-      <w:hyperlink r:id="rId65">
+      <w:hyperlink r:id="rId93">
         <w:r>
           <w:rPr>
             <w:rStyle w:val="Hyperlink"/>
@@ -8884,8 +8940,8 @@
         </w:r>
       </w:hyperlink>
     </w:p>
-    <w:bookmarkEnd w:id="66"/>
-    <w:bookmarkStart w:id="67" w:name="Xc3fb3732b01efd4a12c762bb4e6923e7c4e3bd2"/>
+    <w:bookmarkEnd w:id="94"/>
+    <w:bookmarkStart w:id="95" w:name="Xc3fb3732b01efd4a12c762bb4e6923e7c4e3bd2"/>
     <w:p>
       <w:pPr>
         <w:pStyle w:val="Heading1"/>
@@ -9094,7 +9150,7 @@
         </w:tc>
       </w:tr>
     </w:tbl>
-    <w:bookmarkEnd w:id="67"/>
+    <w:bookmarkEnd w:id="95"/>
     <w:sectPr/>
   </w:body>
 </w:document>
@@ -9168,7 +9224,7 @@
       </w:hyperlink>
     </w:p>
   </w:footnote>
-  <w:footnote w:id="46">
+  <w:footnote w:id="74">
     <w:p>
       <w:pPr>
         <w:pStyle w:val="FootnoteText"/>
@@ -9182,7 +9238,7 @@
       <w:r>
         <w:t xml:space="preserve"> </w:t>
       </w:r>
-      <w:hyperlink r:id="rId47">
+      <w:hyperlink r:id="rId75">
         <w:r>
           <w:rPr>
             <w:rStyle w:val="Hyperlink"/>
@@ -9200,7 +9256,7 @@
       </w:r>
     </w:p>
   </w:footnote>
-  <w:footnote w:id="48">
+  <w:footnote w:id="76">
     <w:p>
       <w:pPr>
         <w:pStyle w:val="FootnoteText"/>
@@ -9233,7 +9289,7 @@
       <w:r>
         <w:t xml:space="preserve"> </w:t>
       </w:r>
-      <w:hyperlink r:id="rId49">
+      <w:hyperlink r:id="rId77">
         <w:r>
           <w:rPr>
             <w:rStyle w:val="Hyperlink"/>
@@ -9246,7 +9302,7 @@
       </w:r>
     </w:p>
   </w:footnote>
-  <w:footnote w:id="50">
+  <w:footnote w:id="78">
     <w:p>
       <w:pPr>
         <w:pStyle w:val="FootnoteText"/>
@@ -9265,7 +9321,7 @@
       </w:r>
     </w:p>
   </w:footnote>
-  <w:footnote w:id="51">
+  <w:footnote w:id="79">
     <w:p>
       <w:pPr>
         <w:pStyle w:val="FootnoteText"/>
@@ -9298,7 +9354,7 @@
       <w:r>
         <w:t xml:space="preserve"> </w:t>
       </w:r>
-      <w:hyperlink r:id="rId52">
+      <w:hyperlink r:id="rId80">
         <w:r>
           <w:rPr>
             <w:rStyle w:val="Hyperlink"/>
@@ -9311,7 +9367,7 @@
       </w:r>
     </w:p>
   </w:footnote>
-  <w:footnote w:id="53">
+  <w:footnote w:id="81">
     <w:p>
       <w:pPr>
         <w:pStyle w:val="FootnoteText"/>
@@ -9330,7 +9386,7 @@
       </w:r>
     </w:p>
   </w:footnote>
-  <w:footnote w:id="54">
+  <w:footnote w:id="82">
     <w:p>
       <w:pPr>
         <w:pStyle w:val="FootnoteText"/>
@@ -9349,7 +9405,7 @@
       </w:r>
     </w:p>
   </w:footnote>
-  <w:footnote w:id="56">
+  <w:footnote w:id="84">
     <w:p>
       <w:pPr>
         <w:pStyle w:val="FootnoteText"/>
@@ -9408,7 +9464,7 @@
       <w:r>
         <w:t xml:space="preserve"> </w:t>
       </w:r>
-      <w:hyperlink r:id="rId57">
+      <w:hyperlink r:id="rId85">
         <w:r>
           <w:rPr>
             <w:rStyle w:val="Hyperlink"/>

--- a/manual/wis2-manual-APPROVED.docx
+++ b/manual/wis2-manual-APPROVED.docx
@@ -99,7 +99,7 @@
         <w:pStyle w:val="Date"/>
       </w:pPr>
       <w:r>
-        <w:t xml:space="preserve">2026-04-01</w:t>
+        <w:t xml:space="preserve">2026-06-18</w:t>
       </w:r>
     </w:p>
     <w:p>
@@ -152,7 +152,7 @@
               <w:jc w:val="left"/>
             </w:pPr>
             <w:r>
-              <w:t xml:space="preserve">Date: 2026-04-01</w:t>
+              <w:t xml:space="preserve">Date: 2026-06-18</w:t>
             </w:r>
           </w:p>
         </w:tc>
@@ -8941,216 +8941,29 @@
       </w:hyperlink>
     </w:p>
     <w:bookmarkEnd w:id="94"/>
-    <w:bookmarkStart w:id="95" w:name="Xc3fb3732b01efd4a12c762bb4e6923e7c4e3bd2"/>
+    <w:bookmarkStart w:id="96" w:name="X22e3090746598228e70479c8db432401acf61a4"/>
     <w:p>
       <w:pPr>
         <w:pStyle w:val="Heading1"/>
       </w:pPr>
       <w:r>
-        <w:t xml:space="preserve">APPENDIX G: REVISION HISTORY</w:t>
-      </w:r>
-    </w:p>
-    <w:tbl>
-      <w:tblPr>
-        <w:tblStyle w:val="Table"/>
-        <w:tblW w:type="pct" w:w="5000"/>
-        <w:tblLook w:firstRow="1" w:lastRow="0" w:firstColumn="0" w:lastColumn="0" w:noHBand="0" w:noVBand="0" w:val="0020"/>
-        <w:jc w:val="start"/>
-      </w:tblPr>
-      <w:tblGrid>
-        <w:gridCol w:w="950"/>
-        <w:gridCol w:w="1425"/>
-        <w:gridCol w:w="950"/>
-        <w:gridCol w:w="950"/>
-        <w:gridCol w:w="3643"/>
-      </w:tblGrid>
-      <w:tr>
-        <w:trPr>
-          <w:tblHeader w:val="true"/>
-        </w:trPr>
-        <w:tc>
-          <w:tcPr/>
-          <w:p>
-            <w:pPr>
-              <w:pStyle w:val="Compact"/>
-              <w:jc w:val="left"/>
-            </w:pPr>
-            <w:r>
-              <w:t xml:space="preserve">Date</w:t>
-            </w:r>
-          </w:p>
-        </w:tc>
-        <w:tc>
-          <w:tcPr/>
-          <w:p>
-            <w:pPr>
-              <w:pStyle w:val="Compact"/>
-              <w:jc w:val="left"/>
-            </w:pPr>
-            <w:r>
-              <w:t xml:space="preserve">Release</w:t>
-            </w:r>
-          </w:p>
-        </w:tc>
-        <w:tc>
-          <w:tcPr/>
-          <w:p>
-            <w:pPr>
-              <w:pStyle w:val="Compact"/>
-              <w:jc w:val="left"/>
-            </w:pPr>
-            <w:r>
-              <w:t xml:space="preserve">Proposed by</w:t>
-            </w:r>
-          </w:p>
-        </w:tc>
-        <w:tc>
-          <w:tcPr/>
-          <w:p>
-            <w:pPr>
-              <w:pStyle w:val="Compact"/>
-              <w:jc w:val="left"/>
-            </w:pPr>
-            <w:r>
-              <w:t xml:space="preserve">Primary clauses modified</w:t>
-            </w:r>
-          </w:p>
-        </w:tc>
-        <w:tc>
-          <w:tcPr/>
-          <w:p>
-            <w:pPr>
-              <w:pStyle w:val="Compact"/>
-              <w:jc w:val="left"/>
-            </w:pPr>
-            <w:r>
-              <w:t xml:space="preserve">Approved by</w:t>
-            </w:r>
-          </w:p>
-        </w:tc>
-      </w:tr>
-      <w:tr>
-        <w:tc>
-          <w:tcPr/>
-          <w:p>
-            <w:pPr>
-              <w:jc w:val="left"/>
-            </w:pPr>
-            <w:r>
-              <w:t xml:space="preserve">May 2023</w:t>
-            </w:r>
-          </w:p>
-        </w:tc>
-        <w:tc>
-          <w:tcPr/>
-          <w:p>
-            <w:pPr>
-              <w:jc w:val="left"/>
-            </w:pPr>
-            <w:r>
-              <w:t xml:space="preserve">1.0.0</w:t>
-            </w:r>
-          </w:p>
-        </w:tc>
-        <w:tc>
-          <w:tcPr/>
-          <w:p>
-            <w:pPr>
-              <w:jc w:val="left"/>
-            </w:pPr>
-            <w:r>
-              <w:t xml:space="preserve">INFCOM</w:t>
-            </w:r>
-          </w:p>
-        </w:tc>
-        <w:tc>
-          <w:tcPr/>
-          <w:p>
-            <w:pPr>
-              <w:jc w:val="left"/>
-            </w:pPr>
-            <w:r>
-              <w:t xml:space="preserve">Initial approval for publication (2023 edition)</w:t>
-            </w:r>
-          </w:p>
-        </w:tc>
-        <w:tc>
-          <w:tcPr/>
-          <w:p>
-            <w:pPr>
-              <w:jc w:val="left"/>
-            </w:pPr>
-            <w:r>
-              <w:t xml:space="preserve">Cg-19</w:t>
-            </w:r>
-          </w:p>
-        </w:tc>
-      </w:tr>
-      <w:tr>
-        <w:tc>
-          <w:tcPr/>
-          <w:p>
-            <w:pPr>
-              <w:jc w:val="left"/>
-            </w:pPr>
-            <w:r>
-              <w:t xml:space="preserve">June 2024</w:t>
-            </w:r>
-          </w:p>
-        </w:tc>
-        <w:tc>
-          <w:tcPr/>
-          <w:p>
-            <w:pPr>
-              <w:jc w:val="left"/>
-            </w:pPr>
-            <w:r>
-              <w:t xml:space="preserve">1.1.0</w:t>
-            </w:r>
-          </w:p>
-        </w:tc>
-        <w:tc>
-          <w:tcPr/>
-          <w:p>
-            <w:pPr>
-              <w:jc w:val="left"/>
-            </w:pPr>
-            <w:r>
-              <w:t xml:space="preserve">INFCOM</w:t>
-            </w:r>
-          </w:p>
-        </w:tc>
-        <w:tc>
-          <w:tcPr/>
-          <w:p>
-            <w:pPr>
-              <w:jc w:val="left"/>
-            </w:pPr>
-            <w:r>
-              <w:t xml:space="preserve">Sections 2.5, 3.7, 4.5, 4.6, 4.7 and Part VI: To update procedures, guidance or requirements for WIS Centres, Global Caches,</w:t>
-            </w:r>
-            <w:r>
-              <w:t xml:space="preserve"> </w:t>
-            </w:r>
-            <w:r>
-              <w:t xml:space="preserve">Global Discovery Catalogues, managing operations of WIS, and information management. Addition of Appendices D, E and F on WIS2 Topic Hierarchy, WIS2 Notification Message, and WCMP2.</w:t>
-            </w:r>
-          </w:p>
-        </w:tc>
-        <w:tc>
-          <w:tcPr/>
-          <w:p>
-            <w:pPr>
-              <w:jc w:val="left"/>
-            </w:pPr>
-            <w:r>
-              <w:t xml:space="preserve">EC-78</w:t>
-            </w:r>
-          </w:p>
-        </w:tc>
-      </w:tr>
-    </w:tbl>
-    <w:bookmarkEnd w:id="95"/>
+        <w:t xml:space="preserve">APPENDIX G: WIS2 MONITORING EVENTS</w:t>
+      </w:r>
+    </w:p>
+    <w:p>
+      <w:pPr>
+        <w:pStyle w:val="FirstParagraph"/>
+      </w:pPr>
+      <w:hyperlink r:id="rId95">
+        <w:r>
+          <w:rPr>
+            <w:rStyle w:val="Hyperlink"/>
+          </w:rPr>
+          <w:t xml:space="preserve">https://wmo-im.github.io/wis2-monitoring-events/standard/wis2-monitoring-events-DRAFT.html</w:t>
+        </w:r>
+      </w:hyperlink>
+    </w:p>
+    <w:bookmarkEnd w:id="96"/>
     <w:sectPr/>
   </w:body>
 </w:document>
